--- a/Dokumentaatio/kuvalähteet metsäpeliin.docx
+++ b/Dokumentaatio/kuvalähteet metsäpeliin.docx
@@ -19,7 +19,7 @@
       <w:hyperlink r:id="rId4" w:history="1">
         <w:r>
           <w:rPr>
-            <w:rStyle w:val="Hyperlinkki"/>
+            <w:rStyle w:val="Hyperlink"/>
           </w:rPr>
           <w:t>https://pixabay.com/fi/photos/puun-runko-haukkua-puu-luonto-4545438</w:t>
         </w:r>
@@ -39,7 +39,7 @@
       <w:hyperlink r:id="rId5" w:history="1">
         <w:r>
           <w:rPr>
-            <w:rStyle w:val="Hyperlinkki"/>
+            <w:rStyle w:val="Hyperlink"/>
           </w:rPr>
           <w:t>https://pxhere.com/en/photo/872142</w:t>
         </w:r>
@@ -53,14 +53,230 @@
       <w:hyperlink r:id="rId6" w:history="1">
         <w:r>
           <w:rPr>
-            <w:rStyle w:val="Hyperlinkki"/>
+            <w:rStyle w:val="Hyperlink"/>
           </w:rPr>
           <w:t>https://pxhere.com/en/photo/294550</w:t>
         </w:r>
       </w:hyperlink>
     </w:p>
     <w:p/>
-    <w:p/>
+    <w:p>
+      <w:r>
+        <w:t xml:space="preserve">Kalapelin tausta </w:t>
+      </w:r>
+      <w:hyperlink r:id="rId7" w:history="1">
+        <w:r>
+          <w:rPr>
+            <w:rStyle w:val="Hyperlink"/>
+          </w:rPr>
+          <w:t>https://commons.wikimedia.org/wiki/File:Vad_lake._2007.03.14._Underwater.jpg</w:t>
+        </w:r>
+      </w:hyperlink>
+    </w:p>
+    <w:p/>
+    <w:p>
+      <w:r>
+        <w:t xml:space="preserve">kasvipeli tausta </w:t>
+      </w:r>
+      <w:hyperlink r:id="rId8" w:history="1">
+        <w:r>
+          <w:rPr>
+            <w:rStyle w:val="Hyperlink"/>
+          </w:rPr>
+          <w:t>https://pixnio.com/fi/maisemat/niityt/kesa-maisema-ruoho-luonto-puu-kentta-niitty-maatalous</w:t>
+        </w:r>
+      </w:hyperlink>
+    </w:p>
+    <w:p/>
+    <w:p>
+      <w:r>
+        <w:t xml:space="preserve">karhu </w:t>
+      </w:r>
+      <w:hyperlink r:id="rId9" w:history="1">
+        <w:r>
+          <w:rPr>
+            <w:rStyle w:val="Hyperlink"/>
+          </w:rPr>
+          <w:t>https://pixnio.com/fi/elaimet/karhu/iso-kodiak-ruskea-karhu-kaikkiruokaisuus-kavely-luonne</w:t>
+        </w:r>
+      </w:hyperlink>
+    </w:p>
+    <w:p/>
+    <w:p>
+      <w:pPr>
+        <w:rPr>
+          <w:lang w:val="en-US"/>
+        </w:rPr>
+      </w:pPr>
+      <w:proofErr w:type="spellStart"/>
+      <w:r>
+        <w:rPr>
+          <w:lang w:val="en-US"/>
+        </w:rPr>
+        <w:t>timotei</w:t>
+      </w:r>
+      <w:proofErr w:type="spellEnd"/>
+      <w:r>
+        <w:rPr>
+          <w:lang w:val="en-US"/>
+        </w:rPr>
+        <w:t xml:space="preserve"> </w:t>
+      </w:r>
+      <w:hyperlink r:id="rId10" w:history="1">
+        <w:r>
+          <w:rPr>
+            <w:rStyle w:val="Hyperlink"/>
+            <w:lang w:val="en-US"/>
+          </w:rPr>
+          <w:t>https://easyscape.com/species/Phleum-pratense%28Timothy-Grass%29</w:t>
+        </w:r>
+      </w:hyperlink>
+    </w:p>
+    <w:p>
+      <w:pPr>
+        <w:rPr>
+          <w:lang w:val="en-US"/>
+        </w:rPr>
+      </w:pPr>
+    </w:p>
+    <w:p>
+      <w:r>
+        <w:t xml:space="preserve">tervaleppä </w:t>
+      </w:r>
+      <w:hyperlink r:id="rId11" w:history="1">
+        <w:r>
+          <w:rPr>
+            <w:rStyle w:val="Hyperlink"/>
+          </w:rPr>
+          <w:t>https://commons.wikimedia.org/wiki/File:Alnus_glutinosa_tervalepp%C3%A4_lehti.jpg</w:t>
+        </w:r>
+      </w:hyperlink>
+    </w:p>
+    <w:p/>
+    <w:p>
+      <w:r>
+        <w:t xml:space="preserve">nokkonen </w:t>
+      </w:r>
+      <w:hyperlink r:id="rId12" w:history="1">
+        <w:r>
+          <w:rPr>
+            <w:rStyle w:val="Hyperlink"/>
+          </w:rPr>
+          <w:t>https://pixnio.com/fi/kasvit/nokkonen-lehti-luonto-flora-puu-kasvi-lehdet</w:t>
+        </w:r>
+      </w:hyperlink>
+    </w:p>
+    <w:p/>
+    <w:p>
+      <w:r>
+        <w:t xml:space="preserve">kihokki </w:t>
+      </w:r>
+      <w:hyperlink r:id="rId13" w:history="1">
+        <w:r>
+          <w:rPr>
+            <w:rStyle w:val="Hyperlink"/>
+          </w:rPr>
+          <w:t>https://commons.wikimedia.org/wiki/File:Plants_on_swamp.jpg</w:t>
+        </w:r>
+      </w:hyperlink>
+    </w:p>
+    <w:p/>
+    <w:p>
+      <w:r>
+        <w:t xml:space="preserve">orvokki </w:t>
+      </w:r>
+      <w:hyperlink r:id="rId14" w:history="1">
+        <w:r>
+          <w:rPr>
+            <w:rStyle w:val="Hyperlink"/>
+          </w:rPr>
+          <w:t>https://commons.wikimedia.org/wiki/File:%28MHNT%29_Viola_arvensis_-_flower.jpg</w:t>
+        </w:r>
+      </w:hyperlink>
+    </w:p>
+    <w:p/>
+    <w:p>
+      <w:r>
+        <w:lastRenderedPageBreak/>
+        <w:t xml:space="preserve">suokukka </w:t>
+      </w:r>
+      <w:hyperlink r:id="rId15" w:history="1">
+        <w:r>
+          <w:rPr>
+            <w:rStyle w:val="Hyperlink"/>
+          </w:rPr>
+          <w:t>https://commons.wikimedia.org/wiki/File:Andromeda_polifolia_001.JPG</w:t>
+        </w:r>
+      </w:hyperlink>
+    </w:p>
+    <w:p/>
+    <w:p>
+      <w:r>
+        <w:t xml:space="preserve">kissankello </w:t>
+      </w:r>
+      <w:hyperlink r:id="rId16" w:history="1">
+        <w:r>
+          <w:rPr>
+            <w:rStyle w:val="Hyperlink"/>
+          </w:rPr>
+          <w:t>https://pxhere.com/fi/photo/610200</w:t>
+        </w:r>
+      </w:hyperlink>
+    </w:p>
+    <w:p/>
+    <w:p>
+      <w:r>
+        <w:t xml:space="preserve">rentukka </w:t>
+      </w:r>
+      <w:hyperlink r:id="rId17" w:history="1">
+        <w:r>
+          <w:rPr>
+            <w:rStyle w:val="Hyperlink"/>
+          </w:rPr>
+          <w:t>https://pxhere.com/fi/photo/879728</w:t>
+        </w:r>
+      </w:hyperlink>
+    </w:p>
+    <w:p/>
+    <w:p>
+      <w:r>
+        <w:t xml:space="preserve">Kala </w:t>
+      </w:r>
+      <w:hyperlink r:id="rId18" w:history="1">
+        <w:r>
+          <w:rPr>
+            <w:rStyle w:val="Hyperlink"/>
+          </w:rPr>
+          <w:t>https://www.publicdomainpictures.net/en/view</w:t>
+        </w:r>
+        <w:r>
+          <w:rPr>
+            <w:rStyle w:val="Hyperlink"/>
+          </w:rPr>
+          <w:t>-</w:t>
+        </w:r>
+        <w:r>
+          <w:rPr>
+            <w:rStyle w:val="Hyperlink"/>
+          </w:rPr>
+          <w:t>image.php?image=394543&amp;picture=perch</w:t>
+        </w:r>
+      </w:hyperlink>
+    </w:p>
+    <w:p/>
+    <w:p>
+      <w:r>
+        <w:t xml:space="preserve">korttikukka </w:t>
+      </w:r>
+      <w:hyperlink r:id="rId19" w:history="1">
+        <w:r>
+          <w:rPr>
+            <w:rStyle w:val="Hyperlink"/>
+          </w:rPr>
+          <w:t>https://freesvg.org/pink-flower-clip-art-graphics</w:t>
+        </w:r>
+      </w:hyperlink>
+    </w:p>
     <w:p/>
     <w:p/>
     <w:sectPr>
@@ -470,15 +686,15 @@
     <w:lsdException w:name="Unresolved Mention" w:semiHidden="1" w:unhideWhenUsed="1"/>
     <w:lsdException w:name="Smart Link" w:semiHidden="1" w:unhideWhenUsed="1"/>
   </w:latentStyles>
-  <w:style w:type="paragraph" w:default="1" w:styleId="Normaali">
+  <w:style w:type="paragraph" w:default="1" w:styleId="Normal">
     <w:name w:val="Normal"/>
     <w:qFormat/>
   </w:style>
-  <w:style w:type="paragraph" w:styleId="Otsikko1">
+  <w:style w:type="paragraph" w:styleId="Heading1">
     <w:name w:val="heading 1"/>
-    <w:basedOn w:val="Normaali"/>
-    <w:next w:val="Normaali"/>
-    <w:link w:val="Otsikko1Char"/>
+    <w:basedOn w:val="Normal"/>
+    <w:next w:val="Normal"/>
+    <w:link w:val="Heading1Char"/>
     <w:uiPriority w:val="9"/>
     <w:qFormat/>
     <w:rsid w:val="009A3355"/>
@@ -495,11 +711,11 @@
       <w:szCs w:val="40"/>
     </w:rPr>
   </w:style>
-  <w:style w:type="paragraph" w:styleId="Otsikko2">
+  <w:style w:type="paragraph" w:styleId="Heading2">
     <w:name w:val="heading 2"/>
-    <w:basedOn w:val="Normaali"/>
-    <w:next w:val="Normaali"/>
-    <w:link w:val="Otsikko2Char"/>
+    <w:basedOn w:val="Normal"/>
+    <w:next w:val="Normal"/>
+    <w:link w:val="Heading2Char"/>
     <w:uiPriority w:val="9"/>
     <w:semiHidden/>
     <w:unhideWhenUsed/>
@@ -518,11 +734,11 @@
       <w:szCs w:val="32"/>
     </w:rPr>
   </w:style>
-  <w:style w:type="paragraph" w:styleId="Otsikko3">
+  <w:style w:type="paragraph" w:styleId="Heading3">
     <w:name w:val="heading 3"/>
-    <w:basedOn w:val="Normaali"/>
-    <w:next w:val="Normaali"/>
-    <w:link w:val="Otsikko3Char"/>
+    <w:basedOn w:val="Normal"/>
+    <w:next w:val="Normal"/>
+    <w:link w:val="Heading3Char"/>
     <w:uiPriority w:val="9"/>
     <w:semiHidden/>
     <w:unhideWhenUsed/>
@@ -541,11 +757,11 @@
       <w:szCs w:val="28"/>
     </w:rPr>
   </w:style>
-  <w:style w:type="paragraph" w:styleId="Otsikko4">
+  <w:style w:type="paragraph" w:styleId="Heading4">
     <w:name w:val="heading 4"/>
-    <w:basedOn w:val="Normaali"/>
-    <w:next w:val="Normaali"/>
-    <w:link w:val="Otsikko4Char"/>
+    <w:basedOn w:val="Normal"/>
+    <w:next w:val="Normal"/>
+    <w:link w:val="Heading4Char"/>
     <w:uiPriority w:val="9"/>
     <w:semiHidden/>
     <w:unhideWhenUsed/>
@@ -564,11 +780,11 @@
       <w:color w:val="0F4761" w:themeColor="accent1" w:themeShade="BF"/>
     </w:rPr>
   </w:style>
-  <w:style w:type="paragraph" w:styleId="Otsikko5">
+  <w:style w:type="paragraph" w:styleId="Heading5">
     <w:name w:val="heading 5"/>
-    <w:basedOn w:val="Normaali"/>
-    <w:next w:val="Normaali"/>
-    <w:link w:val="Otsikko5Char"/>
+    <w:basedOn w:val="Normal"/>
+    <w:next w:val="Normal"/>
+    <w:link w:val="Heading5Char"/>
     <w:uiPriority w:val="9"/>
     <w:semiHidden/>
     <w:unhideWhenUsed/>
@@ -585,11 +801,11 @@
       <w:color w:val="0F4761" w:themeColor="accent1" w:themeShade="BF"/>
     </w:rPr>
   </w:style>
-  <w:style w:type="paragraph" w:styleId="Otsikko6">
+  <w:style w:type="paragraph" w:styleId="Heading6">
     <w:name w:val="heading 6"/>
-    <w:basedOn w:val="Normaali"/>
-    <w:next w:val="Normaali"/>
-    <w:link w:val="Otsikko6Char"/>
+    <w:basedOn w:val="Normal"/>
+    <w:next w:val="Normal"/>
+    <w:link w:val="Heading6Char"/>
     <w:uiPriority w:val="9"/>
     <w:semiHidden/>
     <w:unhideWhenUsed/>
@@ -608,11 +824,11 @@
       <w:color w:val="595959" w:themeColor="text1" w:themeTint="A6"/>
     </w:rPr>
   </w:style>
-  <w:style w:type="paragraph" w:styleId="Otsikko7">
+  <w:style w:type="paragraph" w:styleId="Heading7">
     <w:name w:val="heading 7"/>
-    <w:basedOn w:val="Normaali"/>
-    <w:next w:val="Normaali"/>
-    <w:link w:val="Otsikko7Char"/>
+    <w:basedOn w:val="Normal"/>
+    <w:next w:val="Normal"/>
+    <w:link w:val="Heading7Char"/>
     <w:uiPriority w:val="9"/>
     <w:semiHidden/>
     <w:unhideWhenUsed/>
@@ -629,11 +845,11 @@
       <w:color w:val="595959" w:themeColor="text1" w:themeTint="A6"/>
     </w:rPr>
   </w:style>
-  <w:style w:type="paragraph" w:styleId="Otsikko8">
+  <w:style w:type="paragraph" w:styleId="Heading8">
     <w:name w:val="heading 8"/>
-    <w:basedOn w:val="Normaali"/>
-    <w:next w:val="Normaali"/>
-    <w:link w:val="Otsikko8Char"/>
+    <w:basedOn w:val="Normal"/>
+    <w:next w:val="Normal"/>
+    <w:link w:val="Heading8Char"/>
     <w:uiPriority w:val="9"/>
     <w:semiHidden/>
     <w:unhideWhenUsed/>
@@ -652,11 +868,11 @@
       <w:color w:val="272727" w:themeColor="text1" w:themeTint="D8"/>
     </w:rPr>
   </w:style>
-  <w:style w:type="paragraph" w:styleId="Otsikko9">
+  <w:style w:type="paragraph" w:styleId="Heading9">
     <w:name w:val="heading 9"/>
-    <w:basedOn w:val="Normaali"/>
-    <w:next w:val="Normaali"/>
-    <w:link w:val="Otsikko9Char"/>
+    <w:basedOn w:val="Normal"/>
+    <w:next w:val="Normal"/>
+    <w:link w:val="Heading9Char"/>
     <w:uiPriority w:val="9"/>
     <w:semiHidden/>
     <w:unhideWhenUsed/>
@@ -673,12 +889,12 @@
       <w:color w:val="272727" w:themeColor="text1" w:themeTint="D8"/>
     </w:rPr>
   </w:style>
-  <w:style w:type="character" w:default="1" w:styleId="Kappaleenoletusfontti">
+  <w:style w:type="character" w:default="1" w:styleId="DefaultParagraphFont">
     <w:name w:val="Default Paragraph Font"/>
     <w:uiPriority w:val="1"/>
     <w:unhideWhenUsed/>
   </w:style>
-  <w:style w:type="table" w:default="1" w:styleId="Normaalitaulukko">
+  <w:style w:type="table" w:default="1" w:styleId="TableNormal">
     <w:name w:val="Normal Table"/>
     <w:uiPriority w:val="99"/>
     <w:semiHidden/>
@@ -693,16 +909,16 @@
       </w:tblCellMar>
     </w:tblPr>
   </w:style>
-  <w:style w:type="numbering" w:default="1" w:styleId="Eiluetteloa">
+  <w:style w:type="numbering" w:default="1" w:styleId="NoList">
     <w:name w:val="No List"/>
     <w:uiPriority w:val="99"/>
     <w:semiHidden/>
     <w:unhideWhenUsed/>
   </w:style>
-  <w:style w:type="character" w:customStyle="1" w:styleId="Otsikko1Char">
-    <w:name w:val="Otsikko 1 Char"/>
-    <w:basedOn w:val="Kappaleenoletusfontti"/>
-    <w:link w:val="Otsikko1"/>
+  <w:style w:type="character" w:customStyle="1" w:styleId="Heading1Char">
+    <w:name w:val="Heading 1 Char"/>
+    <w:basedOn w:val="DefaultParagraphFont"/>
+    <w:link w:val="Heading1"/>
     <w:uiPriority w:val="9"/>
     <w:rsid w:val="009A3355"/>
     <w:rPr>
@@ -712,10 +928,10 @@
       <w:szCs w:val="40"/>
     </w:rPr>
   </w:style>
-  <w:style w:type="character" w:customStyle="1" w:styleId="Otsikko2Char">
-    <w:name w:val="Otsikko 2 Char"/>
-    <w:basedOn w:val="Kappaleenoletusfontti"/>
-    <w:link w:val="Otsikko2"/>
+  <w:style w:type="character" w:customStyle="1" w:styleId="Heading2Char">
+    <w:name w:val="Heading 2 Char"/>
+    <w:basedOn w:val="DefaultParagraphFont"/>
+    <w:link w:val="Heading2"/>
     <w:uiPriority w:val="9"/>
     <w:semiHidden/>
     <w:rsid w:val="009A3355"/>
@@ -726,10 +942,10 @@
       <w:szCs w:val="32"/>
     </w:rPr>
   </w:style>
-  <w:style w:type="character" w:customStyle="1" w:styleId="Otsikko3Char">
-    <w:name w:val="Otsikko 3 Char"/>
-    <w:basedOn w:val="Kappaleenoletusfontti"/>
-    <w:link w:val="Otsikko3"/>
+  <w:style w:type="character" w:customStyle="1" w:styleId="Heading3Char">
+    <w:name w:val="Heading 3 Char"/>
+    <w:basedOn w:val="DefaultParagraphFont"/>
+    <w:link w:val="Heading3"/>
     <w:uiPriority w:val="9"/>
     <w:semiHidden/>
     <w:rsid w:val="009A3355"/>
@@ -740,10 +956,10 @@
       <w:szCs w:val="28"/>
     </w:rPr>
   </w:style>
-  <w:style w:type="character" w:customStyle="1" w:styleId="Otsikko4Char">
-    <w:name w:val="Otsikko 4 Char"/>
-    <w:basedOn w:val="Kappaleenoletusfontti"/>
-    <w:link w:val="Otsikko4"/>
+  <w:style w:type="character" w:customStyle="1" w:styleId="Heading4Char">
+    <w:name w:val="Heading 4 Char"/>
+    <w:basedOn w:val="DefaultParagraphFont"/>
+    <w:link w:val="Heading4"/>
     <w:uiPriority w:val="9"/>
     <w:semiHidden/>
     <w:rsid w:val="009A3355"/>
@@ -754,10 +970,10 @@
       <w:color w:val="0F4761" w:themeColor="accent1" w:themeShade="BF"/>
     </w:rPr>
   </w:style>
-  <w:style w:type="character" w:customStyle="1" w:styleId="Otsikko5Char">
-    <w:name w:val="Otsikko 5 Char"/>
-    <w:basedOn w:val="Kappaleenoletusfontti"/>
-    <w:link w:val="Otsikko5"/>
+  <w:style w:type="character" w:customStyle="1" w:styleId="Heading5Char">
+    <w:name w:val="Heading 5 Char"/>
+    <w:basedOn w:val="DefaultParagraphFont"/>
+    <w:link w:val="Heading5"/>
     <w:uiPriority w:val="9"/>
     <w:semiHidden/>
     <w:rsid w:val="009A3355"/>
@@ -766,10 +982,10 @@
       <w:color w:val="0F4761" w:themeColor="accent1" w:themeShade="BF"/>
     </w:rPr>
   </w:style>
-  <w:style w:type="character" w:customStyle="1" w:styleId="Otsikko6Char">
-    <w:name w:val="Otsikko 6 Char"/>
-    <w:basedOn w:val="Kappaleenoletusfontti"/>
-    <w:link w:val="Otsikko6"/>
+  <w:style w:type="character" w:customStyle="1" w:styleId="Heading6Char">
+    <w:name w:val="Heading 6 Char"/>
+    <w:basedOn w:val="DefaultParagraphFont"/>
+    <w:link w:val="Heading6"/>
     <w:uiPriority w:val="9"/>
     <w:semiHidden/>
     <w:rsid w:val="009A3355"/>
@@ -780,10 +996,10 @@
       <w:color w:val="595959" w:themeColor="text1" w:themeTint="A6"/>
     </w:rPr>
   </w:style>
-  <w:style w:type="character" w:customStyle="1" w:styleId="Otsikko7Char">
-    <w:name w:val="Otsikko 7 Char"/>
-    <w:basedOn w:val="Kappaleenoletusfontti"/>
-    <w:link w:val="Otsikko7"/>
+  <w:style w:type="character" w:customStyle="1" w:styleId="Heading7Char">
+    <w:name w:val="Heading 7 Char"/>
+    <w:basedOn w:val="DefaultParagraphFont"/>
+    <w:link w:val="Heading7"/>
     <w:uiPriority w:val="9"/>
     <w:semiHidden/>
     <w:rsid w:val="009A3355"/>
@@ -792,10 +1008,10 @@
       <w:color w:val="595959" w:themeColor="text1" w:themeTint="A6"/>
     </w:rPr>
   </w:style>
-  <w:style w:type="character" w:customStyle="1" w:styleId="Otsikko8Char">
-    <w:name w:val="Otsikko 8 Char"/>
-    <w:basedOn w:val="Kappaleenoletusfontti"/>
-    <w:link w:val="Otsikko8"/>
+  <w:style w:type="character" w:customStyle="1" w:styleId="Heading8Char">
+    <w:name w:val="Heading 8 Char"/>
+    <w:basedOn w:val="DefaultParagraphFont"/>
+    <w:link w:val="Heading8"/>
     <w:uiPriority w:val="9"/>
     <w:semiHidden/>
     <w:rsid w:val="009A3355"/>
@@ -806,10 +1022,10 @@
       <w:color w:val="272727" w:themeColor="text1" w:themeTint="D8"/>
     </w:rPr>
   </w:style>
-  <w:style w:type="character" w:customStyle="1" w:styleId="Otsikko9Char">
-    <w:name w:val="Otsikko 9 Char"/>
-    <w:basedOn w:val="Kappaleenoletusfontti"/>
-    <w:link w:val="Otsikko9"/>
+  <w:style w:type="character" w:customStyle="1" w:styleId="Heading9Char">
+    <w:name w:val="Heading 9 Char"/>
+    <w:basedOn w:val="DefaultParagraphFont"/>
+    <w:link w:val="Heading9"/>
     <w:uiPriority w:val="9"/>
     <w:semiHidden/>
     <w:rsid w:val="009A3355"/>
@@ -818,11 +1034,11 @@
       <w:color w:val="272727" w:themeColor="text1" w:themeTint="D8"/>
     </w:rPr>
   </w:style>
-  <w:style w:type="paragraph" w:styleId="Otsikko">
+  <w:style w:type="paragraph" w:styleId="Title">
     <w:name w:val="Title"/>
-    <w:basedOn w:val="Normaali"/>
-    <w:next w:val="Normaali"/>
-    <w:link w:val="OtsikkoChar"/>
+    <w:basedOn w:val="Normal"/>
+    <w:next w:val="Normal"/>
+    <w:link w:val="TitleChar"/>
     <w:uiPriority w:val="10"/>
     <w:qFormat/>
     <w:rsid w:val="009A3355"/>
@@ -838,10 +1054,10 @@
       <w:szCs w:val="56"/>
     </w:rPr>
   </w:style>
-  <w:style w:type="character" w:customStyle="1" w:styleId="OtsikkoChar">
-    <w:name w:val="Otsikko Char"/>
-    <w:basedOn w:val="Kappaleenoletusfontti"/>
-    <w:link w:val="Otsikko"/>
+  <w:style w:type="character" w:customStyle="1" w:styleId="TitleChar">
+    <w:name w:val="Title Char"/>
+    <w:basedOn w:val="DefaultParagraphFont"/>
+    <w:link w:val="Title"/>
     <w:uiPriority w:val="10"/>
     <w:rsid w:val="009A3355"/>
     <w:rPr>
@@ -852,11 +1068,11 @@
       <w:szCs w:val="56"/>
     </w:rPr>
   </w:style>
-  <w:style w:type="paragraph" w:styleId="Alaotsikko">
+  <w:style w:type="paragraph" w:styleId="Subtitle">
     <w:name w:val="Subtitle"/>
-    <w:basedOn w:val="Normaali"/>
-    <w:next w:val="Normaali"/>
-    <w:link w:val="AlaotsikkoChar"/>
+    <w:basedOn w:val="Normal"/>
+    <w:next w:val="Normal"/>
+    <w:link w:val="SubtitleChar"/>
     <w:uiPriority w:val="11"/>
     <w:qFormat/>
     <w:rsid w:val="009A3355"/>
@@ -873,10 +1089,10 @@
       <w:szCs w:val="28"/>
     </w:rPr>
   </w:style>
-  <w:style w:type="character" w:customStyle="1" w:styleId="AlaotsikkoChar">
-    <w:name w:val="Alaotsikko Char"/>
-    <w:basedOn w:val="Kappaleenoletusfontti"/>
-    <w:link w:val="Alaotsikko"/>
+  <w:style w:type="character" w:customStyle="1" w:styleId="SubtitleChar">
+    <w:name w:val="Subtitle Char"/>
+    <w:basedOn w:val="DefaultParagraphFont"/>
+    <w:link w:val="Subtitle"/>
     <w:uiPriority w:val="11"/>
     <w:rsid w:val="009A3355"/>
     <w:rPr>
@@ -887,11 +1103,11 @@
       <w:szCs w:val="28"/>
     </w:rPr>
   </w:style>
-  <w:style w:type="paragraph" w:styleId="Lainaus">
+  <w:style w:type="paragraph" w:styleId="Quote">
     <w:name w:val="Quote"/>
-    <w:basedOn w:val="Normaali"/>
-    <w:next w:val="Normaali"/>
-    <w:link w:val="LainausChar"/>
+    <w:basedOn w:val="Normal"/>
+    <w:next w:val="Normal"/>
+    <w:link w:val="QuoteChar"/>
     <w:uiPriority w:val="29"/>
     <w:qFormat/>
     <w:rsid w:val="009A3355"/>
@@ -905,10 +1121,10 @@
       <w:color w:val="404040" w:themeColor="text1" w:themeTint="BF"/>
     </w:rPr>
   </w:style>
-  <w:style w:type="character" w:customStyle="1" w:styleId="LainausChar">
-    <w:name w:val="Lainaus Char"/>
-    <w:basedOn w:val="Kappaleenoletusfontti"/>
-    <w:link w:val="Lainaus"/>
+  <w:style w:type="character" w:customStyle="1" w:styleId="QuoteChar">
+    <w:name w:val="Quote Char"/>
+    <w:basedOn w:val="DefaultParagraphFont"/>
+    <w:link w:val="Quote"/>
     <w:uiPriority w:val="29"/>
     <w:rsid w:val="009A3355"/>
     <w:rPr>
@@ -917,9 +1133,9 @@
       <w:color w:val="404040" w:themeColor="text1" w:themeTint="BF"/>
     </w:rPr>
   </w:style>
-  <w:style w:type="paragraph" w:styleId="Luettelokappale">
+  <w:style w:type="paragraph" w:styleId="ListParagraph">
     <w:name w:val="List Paragraph"/>
-    <w:basedOn w:val="Normaali"/>
+    <w:basedOn w:val="Normal"/>
     <w:uiPriority w:val="34"/>
     <w:qFormat/>
     <w:rsid w:val="009A3355"/>
@@ -928,9 +1144,9 @@
       <w:contextualSpacing/>
     </w:pPr>
   </w:style>
-  <w:style w:type="character" w:styleId="Voimakaskorostus">
+  <w:style w:type="character" w:styleId="IntenseEmphasis">
     <w:name w:val="Intense Emphasis"/>
-    <w:basedOn w:val="Kappaleenoletusfontti"/>
+    <w:basedOn w:val="DefaultParagraphFont"/>
     <w:uiPriority w:val="21"/>
     <w:qFormat/>
     <w:rsid w:val="009A3355"/>
@@ -940,11 +1156,11 @@
       <w:color w:val="0F4761" w:themeColor="accent1" w:themeShade="BF"/>
     </w:rPr>
   </w:style>
-  <w:style w:type="paragraph" w:styleId="Erottuvalainaus">
+  <w:style w:type="paragraph" w:styleId="IntenseQuote">
     <w:name w:val="Intense Quote"/>
-    <w:basedOn w:val="Normaali"/>
-    <w:next w:val="Normaali"/>
-    <w:link w:val="ErottuvalainausChar"/>
+    <w:basedOn w:val="Normal"/>
+    <w:next w:val="Normal"/>
+    <w:link w:val="IntenseQuoteChar"/>
     <w:uiPriority w:val="30"/>
     <w:qFormat/>
     <w:rsid w:val="009A3355"/>
@@ -963,10 +1179,10 @@
       <w:color w:val="0F4761" w:themeColor="accent1" w:themeShade="BF"/>
     </w:rPr>
   </w:style>
-  <w:style w:type="character" w:customStyle="1" w:styleId="ErottuvalainausChar">
-    <w:name w:val="Erottuva lainaus Char"/>
-    <w:basedOn w:val="Kappaleenoletusfontti"/>
-    <w:link w:val="Erottuvalainaus"/>
+  <w:style w:type="character" w:customStyle="1" w:styleId="IntenseQuoteChar">
+    <w:name w:val="Intense Quote Char"/>
+    <w:basedOn w:val="DefaultParagraphFont"/>
+    <w:link w:val="IntenseQuote"/>
     <w:uiPriority w:val="30"/>
     <w:rsid w:val="009A3355"/>
     <w:rPr>
@@ -975,9 +1191,9 @@
       <w:color w:val="0F4761" w:themeColor="accent1" w:themeShade="BF"/>
     </w:rPr>
   </w:style>
-  <w:style w:type="character" w:styleId="Erottuvaviittaus">
+  <w:style w:type="character" w:styleId="IntenseReference">
     <w:name w:val="Intense Reference"/>
-    <w:basedOn w:val="Kappaleenoletusfontti"/>
+    <w:basedOn w:val="DefaultParagraphFont"/>
     <w:uiPriority w:val="32"/>
     <w:qFormat/>
     <w:rsid w:val="009A3355"/>
@@ -989,9 +1205,9 @@
       <w:spacing w:val="5"/>
     </w:rPr>
   </w:style>
-  <w:style w:type="character" w:styleId="Hyperlinkki">
+  <w:style w:type="character" w:styleId="Hyperlink">
     <w:name w:val="Hyperlink"/>
-    <w:basedOn w:val="Kappaleenoletusfontti"/>
+    <w:basedOn w:val="DefaultParagraphFont"/>
     <w:uiPriority w:val="99"/>
     <w:unhideWhenUsed/>
     <w:rsid w:val="009A3355"/>
@@ -1000,9 +1216,9 @@
       <w:u w:val="single"/>
     </w:rPr>
   </w:style>
-  <w:style w:type="character" w:styleId="Ratkaisematonmaininta">
+  <w:style w:type="character" w:styleId="UnresolvedMention">
     <w:name w:val="Unresolved Mention"/>
-    <w:basedOn w:val="Kappaleenoletusfontti"/>
+    <w:basedOn w:val="DefaultParagraphFont"/>
     <w:uiPriority w:val="99"/>
     <w:semiHidden/>
     <w:unhideWhenUsed/>
@@ -1012,9 +1228,9 @@
       <w:shd w:val="clear" w:color="auto" w:fill="E1DFDD"/>
     </w:rPr>
   </w:style>
-  <w:style w:type="paragraph" w:styleId="NormaaliWWW">
+  <w:style w:type="paragraph" w:styleId="NormalWeb">
     <w:name w:val="Normal (Web)"/>
-    <w:basedOn w:val="Normaali"/>
+    <w:basedOn w:val="Normal"/>
     <w:uiPriority w:val="99"/>
     <w:semiHidden/>
     <w:unhideWhenUsed/>

--- a/Dokumentaatio/kuvalähteet metsäpeliin.docx
+++ b/Dokumentaatio/kuvalähteet metsäpeliin.docx
@@ -19,7 +19,7 @@
       <w:hyperlink r:id="rId4" w:history="1">
         <w:r>
           <w:rPr>
-            <w:rStyle w:val="Hyperlink"/>
+            <w:rStyle w:val="Hyperlinkki"/>
           </w:rPr>
           <w:t>https://pixabay.com/fi/photos/puun-runko-haukkua-puu-luonto-4545438</w:t>
         </w:r>
@@ -39,7 +39,7 @@
       <w:hyperlink r:id="rId5" w:history="1">
         <w:r>
           <w:rPr>
-            <w:rStyle w:val="Hyperlink"/>
+            <w:rStyle w:val="Hyperlinkki"/>
           </w:rPr>
           <w:t>https://pxhere.com/en/photo/872142</w:t>
         </w:r>
@@ -53,7 +53,7 @@
       <w:hyperlink r:id="rId6" w:history="1">
         <w:r>
           <w:rPr>
-            <w:rStyle w:val="Hyperlink"/>
+            <w:rStyle w:val="Hyperlinkki"/>
           </w:rPr>
           <w:t>https://pxhere.com/en/photo/294550</w:t>
         </w:r>
@@ -67,7 +67,7 @@
       <w:hyperlink r:id="rId7" w:history="1">
         <w:r>
           <w:rPr>
-            <w:rStyle w:val="Hyperlink"/>
+            <w:rStyle w:val="Hyperlinkki"/>
           </w:rPr>
           <w:t>https://commons.wikimedia.org/wiki/File:Vad_lake._2007.03.14._Underwater.jpg</w:t>
         </w:r>
@@ -81,7 +81,7 @@
       <w:hyperlink r:id="rId8" w:history="1">
         <w:r>
           <w:rPr>
-            <w:rStyle w:val="Hyperlink"/>
+            <w:rStyle w:val="Hyperlinkki"/>
           </w:rPr>
           <w:t>https://pixnio.com/fi/maisemat/niityt/kesa-maisema-ruoho-luonto-puu-kentta-niitty-maatalous</w:t>
         </w:r>
@@ -95,7 +95,7 @@
       <w:hyperlink r:id="rId9" w:history="1">
         <w:r>
           <w:rPr>
-            <w:rStyle w:val="Hyperlink"/>
+            <w:rStyle w:val="Hyperlinkki"/>
           </w:rPr>
           <w:t>https://pixnio.com/fi/elaimet/karhu/iso-kodiak-ruskea-karhu-kaikkiruokaisuus-kavely-luonne</w:t>
         </w:r>
@@ -125,7 +125,7 @@
       <w:hyperlink r:id="rId10" w:history="1">
         <w:r>
           <w:rPr>
-            <w:rStyle w:val="Hyperlink"/>
+            <w:rStyle w:val="Hyperlinkki"/>
             <w:lang w:val="en-US"/>
           </w:rPr>
           <w:t>https://easyscape.com/species/Phleum-pratense%28Timothy-Grass%29</w:t>
@@ -140,33 +140,79 @@
       </w:pPr>
     </w:p>
     <w:p>
-      <w:r>
-        <w:t xml:space="preserve">tervaleppä </w:t>
+      <w:pPr>
+        <w:rPr>
+          <w:lang w:val="en-US"/>
+        </w:rPr>
+      </w:pPr>
+      <w:proofErr w:type="spellStart"/>
+      <w:r>
+        <w:rPr>
+          <w:lang w:val="en-US"/>
+        </w:rPr>
+        <w:t>tervaleppä</w:t>
+      </w:r>
+      <w:proofErr w:type="spellEnd"/>
+      <w:r>
+        <w:rPr>
+          <w:lang w:val="en-US"/>
+        </w:rPr>
+        <w:t xml:space="preserve"> </w:t>
       </w:r>
       <w:hyperlink r:id="rId11" w:history="1">
         <w:r>
           <w:rPr>
-            <w:rStyle w:val="Hyperlink"/>
+            <w:rStyle w:val="Hyperlinkki"/>
+            <w:lang w:val="en-US"/>
           </w:rPr>
           <w:t>https://commons.wikimedia.org/wiki/File:Alnus_glutinosa_tervalepp%C3%A4_lehti.jpg</w:t>
         </w:r>
       </w:hyperlink>
     </w:p>
-    <w:p/>
-    <w:p>
-      <w:r>
-        <w:t xml:space="preserve">nokkonen </w:t>
+    <w:p>
+      <w:pPr>
+        <w:rPr>
+          <w:lang w:val="en-US"/>
+        </w:rPr>
+      </w:pPr>
+    </w:p>
+    <w:p>
+      <w:pPr>
+        <w:rPr>
+          <w:lang w:val="en-US"/>
+        </w:rPr>
+      </w:pPr>
+      <w:proofErr w:type="spellStart"/>
+      <w:r>
+        <w:rPr>
+          <w:lang w:val="en-US"/>
+        </w:rPr>
+        <w:t>nokkonen</w:t>
+      </w:r>
+      <w:proofErr w:type="spellEnd"/>
+      <w:r>
+        <w:rPr>
+          <w:lang w:val="en-US"/>
+        </w:rPr>
+        <w:t xml:space="preserve"> </w:t>
       </w:r>
       <w:hyperlink r:id="rId12" w:history="1">
         <w:r>
           <w:rPr>
-            <w:rStyle w:val="Hyperlink"/>
+            <w:rStyle w:val="Hyperlinkki"/>
+            <w:lang w:val="en-US"/>
           </w:rPr>
           <w:t>https://pixnio.com/fi/kasvit/nokkonen-lehti-luonto-flora-puu-kasvi-lehdet</w:t>
         </w:r>
       </w:hyperlink>
     </w:p>
-    <w:p/>
+    <w:p>
+      <w:pPr>
+        <w:rPr>
+          <w:lang w:val="en-US"/>
+        </w:rPr>
+      </w:pPr>
+    </w:p>
     <w:p>
       <w:r>
         <w:t xml:space="preserve">kihokki </w:t>
@@ -174,7 +220,7 @@
       <w:hyperlink r:id="rId13" w:history="1">
         <w:r>
           <w:rPr>
-            <w:rStyle w:val="Hyperlink"/>
+            <w:rStyle w:val="Hyperlinkki"/>
           </w:rPr>
           <w:t>https://commons.wikimedia.org/wiki/File:Plants_on_swamp.jpg</w:t>
         </w:r>
@@ -188,7 +234,7 @@
       <w:hyperlink r:id="rId14" w:history="1">
         <w:r>
           <w:rPr>
-            <w:rStyle w:val="Hyperlink"/>
+            <w:rStyle w:val="Hyperlinkki"/>
           </w:rPr>
           <w:t>https://commons.wikimedia.org/wiki/File:%28MHNT%29_Viola_arvensis_-_flower.jpg</w:t>
         </w:r>
@@ -203,7 +249,7 @@
       <w:hyperlink r:id="rId15" w:history="1">
         <w:r>
           <w:rPr>
-            <w:rStyle w:val="Hyperlink"/>
+            <w:rStyle w:val="Hyperlinkki"/>
           </w:rPr>
           <w:t>https://commons.wikimedia.org/wiki/File:Andromeda_polifolia_001.JPG</w:t>
         </w:r>
@@ -217,7 +263,7 @@
       <w:hyperlink r:id="rId16" w:history="1">
         <w:r>
           <w:rPr>
-            <w:rStyle w:val="Hyperlink"/>
+            <w:rStyle w:val="Hyperlinkki"/>
           </w:rPr>
           <w:t>https://pxhere.com/fi/photo/610200</w:t>
         </w:r>
@@ -231,7 +277,7 @@
       <w:hyperlink r:id="rId17" w:history="1">
         <w:r>
           <w:rPr>
-            <w:rStyle w:val="Hyperlink"/>
+            <w:rStyle w:val="Hyperlinkki"/>
           </w:rPr>
           <w:t>https://pxhere.com/fi/photo/879728</w:t>
         </w:r>
@@ -245,21 +291,9 @@
       <w:hyperlink r:id="rId18" w:history="1">
         <w:r>
           <w:rPr>
-            <w:rStyle w:val="Hyperlink"/>
-          </w:rPr>
-          <w:t>https://www.publicdomainpictures.net/en/view</w:t>
-        </w:r>
-        <w:r>
-          <w:rPr>
-            <w:rStyle w:val="Hyperlink"/>
-          </w:rPr>
-          <w:t>-</w:t>
-        </w:r>
-        <w:r>
-          <w:rPr>
-            <w:rStyle w:val="Hyperlink"/>
-          </w:rPr>
-          <w:t>image.php?image=394543&amp;picture=perch</w:t>
+            <w:rStyle w:val="Hyperlinkki"/>
+          </w:rPr>
+          <w:t>https://www.publicdomainpictures.net/en/view-image.php?image=394543&amp;picture=perch</w:t>
         </w:r>
       </w:hyperlink>
     </w:p>
@@ -271,12 +305,100 @@
       <w:hyperlink r:id="rId19" w:history="1">
         <w:r>
           <w:rPr>
-            <w:rStyle w:val="Hyperlink"/>
+            <w:rStyle w:val="Hyperlinkki"/>
           </w:rPr>
           <w:t>https://freesvg.org/pink-flower-clip-art-graphics</w:t>
         </w:r>
       </w:hyperlink>
-    </w:p>
+      <w:r>
+        <w:br/>
+      </w:r>
+      <w:r>
+        <w:br/>
+      </w:r>
+      <w:r>
+        <w:br/>
+      </w:r>
+      <w:r>
+        <w:t xml:space="preserve">lintusivun perustausta </w:t>
+      </w:r>
+      <w:hyperlink r:id="rId20" w:history="1">
+        <w:r>
+          <w:rPr>
+            <w:rStyle w:val="Hyperlinkki"/>
+          </w:rPr>
+          <w:t>https://pixabay.com/fi/photos/retki-m%c3%a4%c3%a4r%c3%a4np%c3%a4%c3%a4-n%c3%a4kym%c3%a4t-1611583/</w:t>
+        </w:r>
+      </w:hyperlink>
+    </w:p>
+    <w:p/>
+    <w:p>
+      <w:r>
+        <w:t xml:space="preserve">harakka: </w:t>
+      </w:r>
+      <w:hyperlink r:id="rId21" w:history="1">
+        <w:r>
+          <w:rPr>
+            <w:rStyle w:val="Hyperlinkki"/>
+          </w:rPr>
+          <w:t>https://pixabay.com/fi/photos/harakka-lintu-el%c3%a4in-3339083/</w:t>
+        </w:r>
+      </w:hyperlink>
+    </w:p>
+    <w:p/>
+    <w:p>
+      <w:r>
+        <w:t>käki:</w:t>
+      </w:r>
+      <w:r>
+        <w:t xml:space="preserve"> </w:t>
+      </w:r>
+    </w:p>
+    <w:p>
+      <w:hyperlink r:id="rId22" w:history="1">
+        <w:r>
+          <w:rPr>
+            <w:rStyle w:val="Hyperlinkki"/>
+          </w:rPr>
+          <w:t>https://pixabay.com/fi/illustrations/k%c3%a4ki-laululintu-kev%c3%a4t-kukkii-9475297/</w:t>
+        </w:r>
+      </w:hyperlink>
+    </w:p>
+    <w:p/>
+    <w:p>
+      <w:r>
+        <w:t>kolikko:</w:t>
+      </w:r>
+    </w:p>
+    <w:p>
+      <w:hyperlink r:id="rId23" w:history="1">
+        <w:r>
+          <w:rPr>
+            <w:rStyle w:val="Hyperlinkki"/>
+          </w:rPr>
+          <w:t>https://pixabay.com/fi/vectors/kolikko-raha-penni%c3%a4k%c3%a4%c3%a4n-1873955/</w:t>
+        </w:r>
+      </w:hyperlink>
+    </w:p>
+    <w:p/>
+    <w:p>
+      <w:r>
+        <w:br/>
+        <w:t>pöllö:</w:t>
+      </w:r>
+    </w:p>
+    <w:p>
+      <w:hyperlink r:id="rId24" w:history="1">
+        <w:r>
+          <w:rPr>
+            <w:rStyle w:val="Hyperlinkki"/>
+          </w:rPr>
+          <w:t>https://pixabay.com/fi/photos/p%c3%b6ll%c3%b6-khmer-p%c3%b6ll%c3%b6-lintu-el%c3%a4in-6884773/</w:t>
+        </w:r>
+      </w:hyperlink>
+    </w:p>
+    <w:p/>
+    <w:p/>
     <w:p/>
     <w:p/>
     <w:sectPr>
@@ -686,15 +808,15 @@
     <w:lsdException w:name="Unresolved Mention" w:semiHidden="1" w:unhideWhenUsed="1"/>
     <w:lsdException w:name="Smart Link" w:semiHidden="1" w:unhideWhenUsed="1"/>
   </w:latentStyles>
-  <w:style w:type="paragraph" w:default="1" w:styleId="Normal">
+  <w:style w:type="paragraph" w:default="1" w:styleId="Normaali">
     <w:name w:val="Normal"/>
     <w:qFormat/>
   </w:style>
-  <w:style w:type="paragraph" w:styleId="Heading1">
+  <w:style w:type="paragraph" w:styleId="Otsikko1">
     <w:name w:val="heading 1"/>
-    <w:basedOn w:val="Normal"/>
-    <w:next w:val="Normal"/>
-    <w:link w:val="Heading1Char"/>
+    <w:basedOn w:val="Normaali"/>
+    <w:next w:val="Normaali"/>
+    <w:link w:val="Otsikko1Char"/>
     <w:uiPriority w:val="9"/>
     <w:qFormat/>
     <w:rsid w:val="009A3355"/>
@@ -711,11 +833,11 @@
       <w:szCs w:val="40"/>
     </w:rPr>
   </w:style>
-  <w:style w:type="paragraph" w:styleId="Heading2">
+  <w:style w:type="paragraph" w:styleId="Otsikko2">
     <w:name w:val="heading 2"/>
-    <w:basedOn w:val="Normal"/>
-    <w:next w:val="Normal"/>
-    <w:link w:val="Heading2Char"/>
+    <w:basedOn w:val="Normaali"/>
+    <w:next w:val="Normaali"/>
+    <w:link w:val="Otsikko2Char"/>
     <w:uiPriority w:val="9"/>
     <w:semiHidden/>
     <w:unhideWhenUsed/>
@@ -734,11 +856,11 @@
       <w:szCs w:val="32"/>
     </w:rPr>
   </w:style>
-  <w:style w:type="paragraph" w:styleId="Heading3">
+  <w:style w:type="paragraph" w:styleId="Otsikko3">
     <w:name w:val="heading 3"/>
-    <w:basedOn w:val="Normal"/>
-    <w:next w:val="Normal"/>
-    <w:link w:val="Heading3Char"/>
+    <w:basedOn w:val="Normaali"/>
+    <w:next w:val="Normaali"/>
+    <w:link w:val="Otsikko3Char"/>
     <w:uiPriority w:val="9"/>
     <w:semiHidden/>
     <w:unhideWhenUsed/>
@@ -757,11 +879,11 @@
       <w:szCs w:val="28"/>
     </w:rPr>
   </w:style>
-  <w:style w:type="paragraph" w:styleId="Heading4">
+  <w:style w:type="paragraph" w:styleId="Otsikko4">
     <w:name w:val="heading 4"/>
-    <w:basedOn w:val="Normal"/>
-    <w:next w:val="Normal"/>
-    <w:link w:val="Heading4Char"/>
+    <w:basedOn w:val="Normaali"/>
+    <w:next w:val="Normaali"/>
+    <w:link w:val="Otsikko4Char"/>
     <w:uiPriority w:val="9"/>
     <w:semiHidden/>
     <w:unhideWhenUsed/>
@@ -780,11 +902,11 @@
       <w:color w:val="0F4761" w:themeColor="accent1" w:themeShade="BF"/>
     </w:rPr>
   </w:style>
-  <w:style w:type="paragraph" w:styleId="Heading5">
+  <w:style w:type="paragraph" w:styleId="Otsikko5">
     <w:name w:val="heading 5"/>
-    <w:basedOn w:val="Normal"/>
-    <w:next w:val="Normal"/>
-    <w:link w:val="Heading5Char"/>
+    <w:basedOn w:val="Normaali"/>
+    <w:next w:val="Normaali"/>
+    <w:link w:val="Otsikko5Char"/>
     <w:uiPriority w:val="9"/>
     <w:semiHidden/>
     <w:unhideWhenUsed/>
@@ -801,11 +923,11 @@
       <w:color w:val="0F4761" w:themeColor="accent1" w:themeShade="BF"/>
     </w:rPr>
   </w:style>
-  <w:style w:type="paragraph" w:styleId="Heading6">
+  <w:style w:type="paragraph" w:styleId="Otsikko6">
     <w:name w:val="heading 6"/>
-    <w:basedOn w:val="Normal"/>
-    <w:next w:val="Normal"/>
-    <w:link w:val="Heading6Char"/>
+    <w:basedOn w:val="Normaali"/>
+    <w:next w:val="Normaali"/>
+    <w:link w:val="Otsikko6Char"/>
     <w:uiPriority w:val="9"/>
     <w:semiHidden/>
     <w:unhideWhenUsed/>
@@ -824,11 +946,11 @@
       <w:color w:val="595959" w:themeColor="text1" w:themeTint="A6"/>
     </w:rPr>
   </w:style>
-  <w:style w:type="paragraph" w:styleId="Heading7">
+  <w:style w:type="paragraph" w:styleId="Otsikko7">
     <w:name w:val="heading 7"/>
-    <w:basedOn w:val="Normal"/>
-    <w:next w:val="Normal"/>
-    <w:link w:val="Heading7Char"/>
+    <w:basedOn w:val="Normaali"/>
+    <w:next w:val="Normaali"/>
+    <w:link w:val="Otsikko7Char"/>
     <w:uiPriority w:val="9"/>
     <w:semiHidden/>
     <w:unhideWhenUsed/>
@@ -845,11 +967,11 @@
       <w:color w:val="595959" w:themeColor="text1" w:themeTint="A6"/>
     </w:rPr>
   </w:style>
-  <w:style w:type="paragraph" w:styleId="Heading8">
+  <w:style w:type="paragraph" w:styleId="Otsikko8">
     <w:name w:val="heading 8"/>
-    <w:basedOn w:val="Normal"/>
-    <w:next w:val="Normal"/>
-    <w:link w:val="Heading8Char"/>
+    <w:basedOn w:val="Normaali"/>
+    <w:next w:val="Normaali"/>
+    <w:link w:val="Otsikko8Char"/>
     <w:uiPriority w:val="9"/>
     <w:semiHidden/>
     <w:unhideWhenUsed/>
@@ -868,11 +990,11 @@
       <w:color w:val="272727" w:themeColor="text1" w:themeTint="D8"/>
     </w:rPr>
   </w:style>
-  <w:style w:type="paragraph" w:styleId="Heading9">
+  <w:style w:type="paragraph" w:styleId="Otsikko9">
     <w:name w:val="heading 9"/>
-    <w:basedOn w:val="Normal"/>
-    <w:next w:val="Normal"/>
-    <w:link w:val="Heading9Char"/>
+    <w:basedOn w:val="Normaali"/>
+    <w:next w:val="Normaali"/>
+    <w:link w:val="Otsikko9Char"/>
     <w:uiPriority w:val="9"/>
     <w:semiHidden/>
     <w:unhideWhenUsed/>
@@ -889,12 +1011,13 @@
       <w:color w:val="272727" w:themeColor="text1" w:themeTint="D8"/>
     </w:rPr>
   </w:style>
-  <w:style w:type="character" w:default="1" w:styleId="DefaultParagraphFont">
+  <w:style w:type="character" w:default="1" w:styleId="Kappaleenoletusfontti">
     <w:name w:val="Default Paragraph Font"/>
     <w:uiPriority w:val="1"/>
+    <w:semiHidden/>
     <w:unhideWhenUsed/>
   </w:style>
-  <w:style w:type="table" w:default="1" w:styleId="TableNormal">
+  <w:style w:type="table" w:default="1" w:styleId="Normaalitaulukko">
     <w:name w:val="Normal Table"/>
     <w:uiPriority w:val="99"/>
     <w:semiHidden/>
@@ -909,16 +1032,16 @@
       </w:tblCellMar>
     </w:tblPr>
   </w:style>
-  <w:style w:type="numbering" w:default="1" w:styleId="NoList">
+  <w:style w:type="numbering" w:default="1" w:styleId="Eiluetteloa">
     <w:name w:val="No List"/>
     <w:uiPriority w:val="99"/>
     <w:semiHidden/>
     <w:unhideWhenUsed/>
   </w:style>
-  <w:style w:type="character" w:customStyle="1" w:styleId="Heading1Char">
-    <w:name w:val="Heading 1 Char"/>
-    <w:basedOn w:val="DefaultParagraphFont"/>
-    <w:link w:val="Heading1"/>
+  <w:style w:type="character" w:customStyle="1" w:styleId="Otsikko1Char">
+    <w:name w:val="Otsikko 1 Char"/>
+    <w:basedOn w:val="Kappaleenoletusfontti"/>
+    <w:link w:val="Otsikko1"/>
     <w:uiPriority w:val="9"/>
     <w:rsid w:val="009A3355"/>
     <w:rPr>
@@ -928,10 +1051,10 @@
       <w:szCs w:val="40"/>
     </w:rPr>
   </w:style>
-  <w:style w:type="character" w:customStyle="1" w:styleId="Heading2Char">
-    <w:name w:val="Heading 2 Char"/>
-    <w:basedOn w:val="DefaultParagraphFont"/>
-    <w:link w:val="Heading2"/>
+  <w:style w:type="character" w:customStyle="1" w:styleId="Otsikko2Char">
+    <w:name w:val="Otsikko 2 Char"/>
+    <w:basedOn w:val="Kappaleenoletusfontti"/>
+    <w:link w:val="Otsikko2"/>
     <w:uiPriority w:val="9"/>
     <w:semiHidden/>
     <w:rsid w:val="009A3355"/>
@@ -942,10 +1065,10 @@
       <w:szCs w:val="32"/>
     </w:rPr>
   </w:style>
-  <w:style w:type="character" w:customStyle="1" w:styleId="Heading3Char">
-    <w:name w:val="Heading 3 Char"/>
-    <w:basedOn w:val="DefaultParagraphFont"/>
-    <w:link w:val="Heading3"/>
+  <w:style w:type="character" w:customStyle="1" w:styleId="Otsikko3Char">
+    <w:name w:val="Otsikko 3 Char"/>
+    <w:basedOn w:val="Kappaleenoletusfontti"/>
+    <w:link w:val="Otsikko3"/>
     <w:uiPriority w:val="9"/>
     <w:semiHidden/>
     <w:rsid w:val="009A3355"/>
@@ -956,10 +1079,10 @@
       <w:szCs w:val="28"/>
     </w:rPr>
   </w:style>
-  <w:style w:type="character" w:customStyle="1" w:styleId="Heading4Char">
-    <w:name w:val="Heading 4 Char"/>
-    <w:basedOn w:val="DefaultParagraphFont"/>
-    <w:link w:val="Heading4"/>
+  <w:style w:type="character" w:customStyle="1" w:styleId="Otsikko4Char">
+    <w:name w:val="Otsikko 4 Char"/>
+    <w:basedOn w:val="Kappaleenoletusfontti"/>
+    <w:link w:val="Otsikko4"/>
     <w:uiPriority w:val="9"/>
     <w:semiHidden/>
     <w:rsid w:val="009A3355"/>
@@ -970,10 +1093,10 @@
       <w:color w:val="0F4761" w:themeColor="accent1" w:themeShade="BF"/>
     </w:rPr>
   </w:style>
-  <w:style w:type="character" w:customStyle="1" w:styleId="Heading5Char">
-    <w:name w:val="Heading 5 Char"/>
-    <w:basedOn w:val="DefaultParagraphFont"/>
-    <w:link w:val="Heading5"/>
+  <w:style w:type="character" w:customStyle="1" w:styleId="Otsikko5Char">
+    <w:name w:val="Otsikko 5 Char"/>
+    <w:basedOn w:val="Kappaleenoletusfontti"/>
+    <w:link w:val="Otsikko5"/>
     <w:uiPriority w:val="9"/>
     <w:semiHidden/>
     <w:rsid w:val="009A3355"/>
@@ -982,10 +1105,10 @@
       <w:color w:val="0F4761" w:themeColor="accent1" w:themeShade="BF"/>
     </w:rPr>
   </w:style>
-  <w:style w:type="character" w:customStyle="1" w:styleId="Heading6Char">
-    <w:name w:val="Heading 6 Char"/>
-    <w:basedOn w:val="DefaultParagraphFont"/>
-    <w:link w:val="Heading6"/>
+  <w:style w:type="character" w:customStyle="1" w:styleId="Otsikko6Char">
+    <w:name w:val="Otsikko 6 Char"/>
+    <w:basedOn w:val="Kappaleenoletusfontti"/>
+    <w:link w:val="Otsikko6"/>
     <w:uiPriority w:val="9"/>
     <w:semiHidden/>
     <w:rsid w:val="009A3355"/>
@@ -996,10 +1119,10 @@
       <w:color w:val="595959" w:themeColor="text1" w:themeTint="A6"/>
     </w:rPr>
   </w:style>
-  <w:style w:type="character" w:customStyle="1" w:styleId="Heading7Char">
-    <w:name w:val="Heading 7 Char"/>
-    <w:basedOn w:val="DefaultParagraphFont"/>
-    <w:link w:val="Heading7"/>
+  <w:style w:type="character" w:customStyle="1" w:styleId="Otsikko7Char">
+    <w:name w:val="Otsikko 7 Char"/>
+    <w:basedOn w:val="Kappaleenoletusfontti"/>
+    <w:link w:val="Otsikko7"/>
     <w:uiPriority w:val="9"/>
     <w:semiHidden/>
     <w:rsid w:val="009A3355"/>
@@ -1008,10 +1131,10 @@
       <w:color w:val="595959" w:themeColor="text1" w:themeTint="A6"/>
     </w:rPr>
   </w:style>
-  <w:style w:type="character" w:customStyle="1" w:styleId="Heading8Char">
-    <w:name w:val="Heading 8 Char"/>
-    <w:basedOn w:val="DefaultParagraphFont"/>
-    <w:link w:val="Heading8"/>
+  <w:style w:type="character" w:customStyle="1" w:styleId="Otsikko8Char">
+    <w:name w:val="Otsikko 8 Char"/>
+    <w:basedOn w:val="Kappaleenoletusfontti"/>
+    <w:link w:val="Otsikko8"/>
     <w:uiPriority w:val="9"/>
     <w:semiHidden/>
     <w:rsid w:val="009A3355"/>
@@ -1022,10 +1145,10 @@
       <w:color w:val="272727" w:themeColor="text1" w:themeTint="D8"/>
     </w:rPr>
   </w:style>
-  <w:style w:type="character" w:customStyle="1" w:styleId="Heading9Char">
-    <w:name w:val="Heading 9 Char"/>
-    <w:basedOn w:val="DefaultParagraphFont"/>
-    <w:link w:val="Heading9"/>
+  <w:style w:type="character" w:customStyle="1" w:styleId="Otsikko9Char">
+    <w:name w:val="Otsikko 9 Char"/>
+    <w:basedOn w:val="Kappaleenoletusfontti"/>
+    <w:link w:val="Otsikko9"/>
     <w:uiPriority w:val="9"/>
     <w:semiHidden/>
     <w:rsid w:val="009A3355"/>
@@ -1034,11 +1157,11 @@
       <w:color w:val="272727" w:themeColor="text1" w:themeTint="D8"/>
     </w:rPr>
   </w:style>
-  <w:style w:type="paragraph" w:styleId="Title">
+  <w:style w:type="paragraph" w:styleId="Otsikko">
     <w:name w:val="Title"/>
-    <w:basedOn w:val="Normal"/>
-    <w:next w:val="Normal"/>
-    <w:link w:val="TitleChar"/>
+    <w:basedOn w:val="Normaali"/>
+    <w:next w:val="Normaali"/>
+    <w:link w:val="OtsikkoChar"/>
     <w:uiPriority w:val="10"/>
     <w:qFormat/>
     <w:rsid w:val="009A3355"/>
@@ -1054,10 +1177,10 @@
       <w:szCs w:val="56"/>
     </w:rPr>
   </w:style>
-  <w:style w:type="character" w:customStyle="1" w:styleId="TitleChar">
-    <w:name w:val="Title Char"/>
-    <w:basedOn w:val="DefaultParagraphFont"/>
-    <w:link w:val="Title"/>
+  <w:style w:type="character" w:customStyle="1" w:styleId="OtsikkoChar">
+    <w:name w:val="Otsikko Char"/>
+    <w:basedOn w:val="Kappaleenoletusfontti"/>
+    <w:link w:val="Otsikko"/>
     <w:uiPriority w:val="10"/>
     <w:rsid w:val="009A3355"/>
     <w:rPr>
@@ -1068,11 +1191,11 @@
       <w:szCs w:val="56"/>
     </w:rPr>
   </w:style>
-  <w:style w:type="paragraph" w:styleId="Subtitle">
+  <w:style w:type="paragraph" w:styleId="Alaotsikko">
     <w:name w:val="Subtitle"/>
-    <w:basedOn w:val="Normal"/>
-    <w:next w:val="Normal"/>
-    <w:link w:val="SubtitleChar"/>
+    <w:basedOn w:val="Normaali"/>
+    <w:next w:val="Normaali"/>
+    <w:link w:val="AlaotsikkoChar"/>
     <w:uiPriority w:val="11"/>
     <w:qFormat/>
     <w:rsid w:val="009A3355"/>
@@ -1089,10 +1212,10 @@
       <w:szCs w:val="28"/>
     </w:rPr>
   </w:style>
-  <w:style w:type="character" w:customStyle="1" w:styleId="SubtitleChar">
-    <w:name w:val="Subtitle Char"/>
-    <w:basedOn w:val="DefaultParagraphFont"/>
-    <w:link w:val="Subtitle"/>
+  <w:style w:type="character" w:customStyle="1" w:styleId="AlaotsikkoChar">
+    <w:name w:val="Alaotsikko Char"/>
+    <w:basedOn w:val="Kappaleenoletusfontti"/>
+    <w:link w:val="Alaotsikko"/>
     <w:uiPriority w:val="11"/>
     <w:rsid w:val="009A3355"/>
     <w:rPr>
@@ -1103,11 +1226,11 @@
       <w:szCs w:val="28"/>
     </w:rPr>
   </w:style>
-  <w:style w:type="paragraph" w:styleId="Quote">
+  <w:style w:type="paragraph" w:styleId="Lainaus">
     <w:name w:val="Quote"/>
-    <w:basedOn w:val="Normal"/>
-    <w:next w:val="Normal"/>
-    <w:link w:val="QuoteChar"/>
+    <w:basedOn w:val="Normaali"/>
+    <w:next w:val="Normaali"/>
+    <w:link w:val="LainausChar"/>
     <w:uiPriority w:val="29"/>
     <w:qFormat/>
     <w:rsid w:val="009A3355"/>
@@ -1121,10 +1244,10 @@
       <w:color w:val="404040" w:themeColor="text1" w:themeTint="BF"/>
     </w:rPr>
   </w:style>
-  <w:style w:type="character" w:customStyle="1" w:styleId="QuoteChar">
-    <w:name w:val="Quote Char"/>
-    <w:basedOn w:val="DefaultParagraphFont"/>
-    <w:link w:val="Quote"/>
+  <w:style w:type="character" w:customStyle="1" w:styleId="LainausChar">
+    <w:name w:val="Lainaus Char"/>
+    <w:basedOn w:val="Kappaleenoletusfontti"/>
+    <w:link w:val="Lainaus"/>
     <w:uiPriority w:val="29"/>
     <w:rsid w:val="009A3355"/>
     <w:rPr>
@@ -1133,9 +1256,9 @@
       <w:color w:val="404040" w:themeColor="text1" w:themeTint="BF"/>
     </w:rPr>
   </w:style>
-  <w:style w:type="paragraph" w:styleId="ListParagraph">
+  <w:style w:type="paragraph" w:styleId="Luettelokappale">
     <w:name w:val="List Paragraph"/>
-    <w:basedOn w:val="Normal"/>
+    <w:basedOn w:val="Normaali"/>
     <w:uiPriority w:val="34"/>
     <w:qFormat/>
     <w:rsid w:val="009A3355"/>
@@ -1144,9 +1267,9 @@
       <w:contextualSpacing/>
     </w:pPr>
   </w:style>
-  <w:style w:type="character" w:styleId="IntenseEmphasis">
+  <w:style w:type="character" w:styleId="Voimakaskorostus">
     <w:name w:val="Intense Emphasis"/>
-    <w:basedOn w:val="DefaultParagraphFont"/>
+    <w:basedOn w:val="Kappaleenoletusfontti"/>
     <w:uiPriority w:val="21"/>
     <w:qFormat/>
     <w:rsid w:val="009A3355"/>
@@ -1156,11 +1279,11 @@
       <w:color w:val="0F4761" w:themeColor="accent1" w:themeShade="BF"/>
     </w:rPr>
   </w:style>
-  <w:style w:type="paragraph" w:styleId="IntenseQuote">
+  <w:style w:type="paragraph" w:styleId="Erottuvalainaus">
     <w:name w:val="Intense Quote"/>
-    <w:basedOn w:val="Normal"/>
-    <w:next w:val="Normal"/>
-    <w:link w:val="IntenseQuoteChar"/>
+    <w:basedOn w:val="Normaali"/>
+    <w:next w:val="Normaali"/>
+    <w:link w:val="ErottuvalainausChar"/>
     <w:uiPriority w:val="30"/>
     <w:qFormat/>
     <w:rsid w:val="009A3355"/>
@@ -1179,10 +1302,10 @@
       <w:color w:val="0F4761" w:themeColor="accent1" w:themeShade="BF"/>
     </w:rPr>
   </w:style>
-  <w:style w:type="character" w:customStyle="1" w:styleId="IntenseQuoteChar">
-    <w:name w:val="Intense Quote Char"/>
-    <w:basedOn w:val="DefaultParagraphFont"/>
-    <w:link w:val="IntenseQuote"/>
+  <w:style w:type="character" w:customStyle="1" w:styleId="ErottuvalainausChar">
+    <w:name w:val="Erottuva lainaus Char"/>
+    <w:basedOn w:val="Kappaleenoletusfontti"/>
+    <w:link w:val="Erottuvalainaus"/>
     <w:uiPriority w:val="30"/>
     <w:rsid w:val="009A3355"/>
     <w:rPr>
@@ -1191,9 +1314,9 @@
       <w:color w:val="0F4761" w:themeColor="accent1" w:themeShade="BF"/>
     </w:rPr>
   </w:style>
-  <w:style w:type="character" w:styleId="IntenseReference">
+  <w:style w:type="character" w:styleId="Erottuvaviittaus">
     <w:name w:val="Intense Reference"/>
-    <w:basedOn w:val="DefaultParagraphFont"/>
+    <w:basedOn w:val="Kappaleenoletusfontti"/>
     <w:uiPriority w:val="32"/>
     <w:qFormat/>
     <w:rsid w:val="009A3355"/>
@@ -1205,9 +1328,9 @@
       <w:spacing w:val="5"/>
     </w:rPr>
   </w:style>
-  <w:style w:type="character" w:styleId="Hyperlink">
+  <w:style w:type="character" w:styleId="Hyperlinkki">
     <w:name w:val="Hyperlink"/>
-    <w:basedOn w:val="DefaultParagraphFont"/>
+    <w:basedOn w:val="Kappaleenoletusfontti"/>
     <w:uiPriority w:val="99"/>
     <w:unhideWhenUsed/>
     <w:rsid w:val="009A3355"/>
@@ -1216,9 +1339,9 @@
       <w:u w:val="single"/>
     </w:rPr>
   </w:style>
-  <w:style w:type="character" w:styleId="UnresolvedMention">
+  <w:style w:type="character" w:styleId="Ratkaisematonmaininta">
     <w:name w:val="Unresolved Mention"/>
-    <w:basedOn w:val="DefaultParagraphFont"/>
+    <w:basedOn w:val="Kappaleenoletusfontti"/>
     <w:uiPriority w:val="99"/>
     <w:semiHidden/>
     <w:unhideWhenUsed/>
@@ -1228,9 +1351,9 @@
       <w:shd w:val="clear" w:color="auto" w:fill="E1DFDD"/>
     </w:rPr>
   </w:style>
-  <w:style w:type="paragraph" w:styleId="NormalWeb">
+  <w:style w:type="paragraph" w:styleId="NormaaliWWW">
     <w:name w:val="Normal (Web)"/>
-    <w:basedOn w:val="Normal"/>
+    <w:basedOn w:val="Normaali"/>
     <w:uiPriority w:val="99"/>
     <w:semiHidden/>
     <w:unhideWhenUsed/>

--- a/Dokumentaatio/kuvalähteet metsäpeliin.docx
+++ b/Dokumentaatio/kuvalähteet metsäpeliin.docx
@@ -19,7 +19,7 @@
       <w:hyperlink r:id="rId4" w:history="1">
         <w:r>
           <w:rPr>
-            <w:rStyle w:val="Hyperlinkki"/>
+            <w:rStyle w:val="Hyperlink"/>
           </w:rPr>
           <w:t>https://pixabay.com/fi/photos/puun-runko-haukkua-puu-luonto-4545438</w:t>
         </w:r>
@@ -39,7 +39,7 @@
       <w:hyperlink r:id="rId5" w:history="1">
         <w:r>
           <w:rPr>
-            <w:rStyle w:val="Hyperlinkki"/>
+            <w:rStyle w:val="Hyperlink"/>
           </w:rPr>
           <w:t>https://pxhere.com/en/photo/872142</w:t>
         </w:r>
@@ -53,7 +53,7 @@
       <w:hyperlink r:id="rId6" w:history="1">
         <w:r>
           <w:rPr>
-            <w:rStyle w:val="Hyperlinkki"/>
+            <w:rStyle w:val="Hyperlink"/>
           </w:rPr>
           <w:t>https://pxhere.com/en/photo/294550</w:t>
         </w:r>
@@ -67,7 +67,7 @@
       <w:hyperlink r:id="rId7" w:history="1">
         <w:r>
           <w:rPr>
-            <w:rStyle w:val="Hyperlinkki"/>
+            <w:rStyle w:val="Hyperlink"/>
           </w:rPr>
           <w:t>https://commons.wikimedia.org/wiki/File:Vad_lake._2007.03.14._Underwater.jpg</w:t>
         </w:r>
@@ -81,7 +81,7 @@
       <w:hyperlink r:id="rId8" w:history="1">
         <w:r>
           <w:rPr>
-            <w:rStyle w:val="Hyperlinkki"/>
+            <w:rStyle w:val="Hyperlink"/>
           </w:rPr>
           <w:t>https://pixnio.com/fi/maisemat/niityt/kesa-maisema-ruoho-luonto-puu-kentta-niitty-maatalous</w:t>
         </w:r>
@@ -95,7 +95,7 @@
       <w:hyperlink r:id="rId9" w:history="1">
         <w:r>
           <w:rPr>
-            <w:rStyle w:val="Hyperlinkki"/>
+            <w:rStyle w:val="Hyperlink"/>
           </w:rPr>
           <w:t>https://pixnio.com/fi/elaimet/karhu/iso-kodiak-ruskea-karhu-kaikkiruokaisuus-kavely-luonne</w:t>
         </w:r>
@@ -125,7 +125,7 @@
       <w:hyperlink r:id="rId10" w:history="1">
         <w:r>
           <w:rPr>
-            <w:rStyle w:val="Hyperlinkki"/>
+            <w:rStyle w:val="Hyperlink"/>
             <w:lang w:val="en-US"/>
           </w:rPr>
           <w:t>https://easyscape.com/species/Phleum-pratense%28Timothy-Grass%29</w:t>
@@ -140,79 +140,33 @@
       </w:pPr>
     </w:p>
     <w:p>
-      <w:pPr>
-        <w:rPr>
-          <w:lang w:val="en-US"/>
-        </w:rPr>
-      </w:pPr>
-      <w:proofErr w:type="spellStart"/>
-      <w:r>
-        <w:rPr>
-          <w:lang w:val="en-US"/>
-        </w:rPr>
-        <w:t>tervaleppä</w:t>
-      </w:r>
-      <w:proofErr w:type="spellEnd"/>
-      <w:r>
-        <w:rPr>
-          <w:lang w:val="en-US"/>
-        </w:rPr>
-        <w:t xml:space="preserve"> </w:t>
+      <w:r>
+        <w:t xml:space="preserve">tervaleppä </w:t>
       </w:r>
       <w:hyperlink r:id="rId11" w:history="1">
         <w:r>
           <w:rPr>
-            <w:rStyle w:val="Hyperlinkki"/>
-            <w:lang w:val="en-US"/>
+            <w:rStyle w:val="Hyperlink"/>
           </w:rPr>
           <w:t>https://commons.wikimedia.org/wiki/File:Alnus_glutinosa_tervalepp%C3%A4_lehti.jpg</w:t>
         </w:r>
       </w:hyperlink>
     </w:p>
-    <w:p>
-      <w:pPr>
-        <w:rPr>
-          <w:lang w:val="en-US"/>
-        </w:rPr>
-      </w:pPr>
-    </w:p>
-    <w:p>
-      <w:pPr>
-        <w:rPr>
-          <w:lang w:val="en-US"/>
-        </w:rPr>
-      </w:pPr>
-      <w:proofErr w:type="spellStart"/>
-      <w:r>
-        <w:rPr>
-          <w:lang w:val="en-US"/>
-        </w:rPr>
-        <w:t>nokkonen</w:t>
-      </w:r>
-      <w:proofErr w:type="spellEnd"/>
-      <w:r>
-        <w:rPr>
-          <w:lang w:val="en-US"/>
-        </w:rPr>
-        <w:t xml:space="preserve"> </w:t>
+    <w:p/>
+    <w:p>
+      <w:r>
+        <w:t xml:space="preserve">nokkonen </w:t>
       </w:r>
       <w:hyperlink r:id="rId12" w:history="1">
         <w:r>
           <w:rPr>
-            <w:rStyle w:val="Hyperlinkki"/>
-            <w:lang w:val="en-US"/>
+            <w:rStyle w:val="Hyperlink"/>
           </w:rPr>
           <w:t>https://pixnio.com/fi/kasvit/nokkonen-lehti-luonto-flora-puu-kasvi-lehdet</w:t>
         </w:r>
       </w:hyperlink>
     </w:p>
-    <w:p>
-      <w:pPr>
-        <w:rPr>
-          <w:lang w:val="en-US"/>
-        </w:rPr>
-      </w:pPr>
-    </w:p>
+    <w:p/>
     <w:p>
       <w:r>
         <w:t xml:space="preserve">kihokki </w:t>
@@ -220,7 +174,7 @@
       <w:hyperlink r:id="rId13" w:history="1">
         <w:r>
           <w:rPr>
-            <w:rStyle w:val="Hyperlinkki"/>
+            <w:rStyle w:val="Hyperlink"/>
           </w:rPr>
           <w:t>https://commons.wikimedia.org/wiki/File:Plants_on_swamp.jpg</w:t>
         </w:r>
@@ -234,7 +188,7 @@
       <w:hyperlink r:id="rId14" w:history="1">
         <w:r>
           <w:rPr>
-            <w:rStyle w:val="Hyperlinkki"/>
+            <w:rStyle w:val="Hyperlink"/>
           </w:rPr>
           <w:t>https://commons.wikimedia.org/wiki/File:%28MHNT%29_Viola_arvensis_-_flower.jpg</w:t>
         </w:r>
@@ -249,7 +203,7 @@
       <w:hyperlink r:id="rId15" w:history="1">
         <w:r>
           <w:rPr>
-            <w:rStyle w:val="Hyperlinkki"/>
+            <w:rStyle w:val="Hyperlink"/>
           </w:rPr>
           <w:t>https://commons.wikimedia.org/wiki/File:Andromeda_polifolia_001.JPG</w:t>
         </w:r>
@@ -263,7 +217,7 @@
       <w:hyperlink r:id="rId16" w:history="1">
         <w:r>
           <w:rPr>
-            <w:rStyle w:val="Hyperlinkki"/>
+            <w:rStyle w:val="Hyperlink"/>
           </w:rPr>
           <w:t>https://pxhere.com/fi/photo/610200</w:t>
         </w:r>
@@ -277,7 +231,7 @@
       <w:hyperlink r:id="rId17" w:history="1">
         <w:r>
           <w:rPr>
-            <w:rStyle w:val="Hyperlinkki"/>
+            <w:rStyle w:val="Hyperlink"/>
           </w:rPr>
           <w:t>https://pxhere.com/fi/photo/879728</w:t>
         </w:r>
@@ -291,7 +245,7 @@
       <w:hyperlink r:id="rId18" w:history="1">
         <w:r>
           <w:rPr>
-            <w:rStyle w:val="Hyperlinkki"/>
+            <w:rStyle w:val="Hyperlink"/>
           </w:rPr>
           <w:t>https://www.publicdomainpictures.net/en/view-image.php?image=394543&amp;picture=perch</w:t>
         </w:r>
@@ -305,7 +259,7 @@
       <w:hyperlink r:id="rId19" w:history="1">
         <w:r>
           <w:rPr>
-            <w:rStyle w:val="Hyperlinkki"/>
+            <w:rStyle w:val="Hyperlink"/>
           </w:rPr>
           <w:t>https://freesvg.org/pink-flower-clip-art-graphics</w:t>
         </w:r>
@@ -318,14 +272,12 @@
       </w:r>
       <w:r>
         <w:br/>
-      </w:r>
-      <w:r>
         <w:t xml:space="preserve">lintusivun perustausta </w:t>
       </w:r>
       <w:hyperlink r:id="rId20" w:history="1">
         <w:r>
           <w:rPr>
-            <w:rStyle w:val="Hyperlinkki"/>
+            <w:rStyle w:val="Hyperlink"/>
           </w:rPr>
           <w:t>https://pixabay.com/fi/photos/retki-m%c3%a4%c3%a4r%c3%a4np%c3%a4%c3%a4-n%c3%a4kym%c3%a4t-1611583/</w:t>
         </w:r>
@@ -339,7 +291,7 @@
       <w:hyperlink r:id="rId21" w:history="1">
         <w:r>
           <w:rPr>
-            <w:rStyle w:val="Hyperlinkki"/>
+            <w:rStyle w:val="Hyperlink"/>
           </w:rPr>
           <w:t>https://pixabay.com/fi/photos/harakka-lintu-el%c3%a4in-3339083/</w:t>
         </w:r>
@@ -358,7 +310,7 @@
       <w:hyperlink r:id="rId22" w:history="1">
         <w:r>
           <w:rPr>
-            <w:rStyle w:val="Hyperlinkki"/>
+            <w:rStyle w:val="Hyperlink"/>
           </w:rPr>
           <w:t>https://pixabay.com/fi/illustrations/k%c3%a4ki-laululintu-kev%c3%a4t-kukkii-9475297/</w:t>
         </w:r>
@@ -374,7 +326,7 @@
       <w:hyperlink r:id="rId23" w:history="1">
         <w:r>
           <w:rPr>
-            <w:rStyle w:val="Hyperlinkki"/>
+            <w:rStyle w:val="Hyperlink"/>
           </w:rPr>
           <w:t>https://pixabay.com/fi/vectors/kolikko-raha-penni%c3%a4k%c3%a4%c3%a4n-1873955/</w:t>
         </w:r>
@@ -391,7 +343,7 @@
       <w:hyperlink r:id="rId24" w:history="1">
         <w:r>
           <w:rPr>
-            <w:rStyle w:val="Hyperlinkki"/>
+            <w:rStyle w:val="Hyperlink"/>
           </w:rPr>
           <w:t>https://pixabay.com/fi/photos/p%c3%b6ll%c3%b6-khmer-p%c3%b6ll%c3%b6-lintu-el%c3%a4in-6884773/</w:t>
         </w:r>
@@ -400,6 +352,15 @@
     <w:p/>
     <w:p/>
     <w:p/>
+    <w:p>
+      <w:r>
+        <w:lastRenderedPageBreak/>
+        <w:t xml:space="preserve">infosivu tausta </w:t>
+      </w:r>
+      <w:r>
+        <w:t>https://pixabay.com/fi/photos/aamunkoitto-kauneus-rakkaus-luonto-4454022/</w:t>
+      </w:r>
+    </w:p>
     <w:p/>
     <w:sectPr>
       <w:pgSz w:w="11906" w:h="16838"/>
@@ -808,15 +769,15 @@
     <w:lsdException w:name="Unresolved Mention" w:semiHidden="1" w:unhideWhenUsed="1"/>
     <w:lsdException w:name="Smart Link" w:semiHidden="1" w:unhideWhenUsed="1"/>
   </w:latentStyles>
-  <w:style w:type="paragraph" w:default="1" w:styleId="Normaali">
+  <w:style w:type="paragraph" w:default="1" w:styleId="Normal">
     <w:name w:val="Normal"/>
     <w:qFormat/>
   </w:style>
-  <w:style w:type="paragraph" w:styleId="Otsikko1">
+  <w:style w:type="paragraph" w:styleId="Heading1">
     <w:name w:val="heading 1"/>
-    <w:basedOn w:val="Normaali"/>
-    <w:next w:val="Normaali"/>
-    <w:link w:val="Otsikko1Char"/>
+    <w:basedOn w:val="Normal"/>
+    <w:next w:val="Normal"/>
+    <w:link w:val="Heading1Char"/>
     <w:uiPriority w:val="9"/>
     <w:qFormat/>
     <w:rsid w:val="009A3355"/>
@@ -833,11 +794,11 @@
       <w:szCs w:val="40"/>
     </w:rPr>
   </w:style>
-  <w:style w:type="paragraph" w:styleId="Otsikko2">
+  <w:style w:type="paragraph" w:styleId="Heading2">
     <w:name w:val="heading 2"/>
-    <w:basedOn w:val="Normaali"/>
-    <w:next w:val="Normaali"/>
-    <w:link w:val="Otsikko2Char"/>
+    <w:basedOn w:val="Normal"/>
+    <w:next w:val="Normal"/>
+    <w:link w:val="Heading2Char"/>
     <w:uiPriority w:val="9"/>
     <w:semiHidden/>
     <w:unhideWhenUsed/>
@@ -856,11 +817,11 @@
       <w:szCs w:val="32"/>
     </w:rPr>
   </w:style>
-  <w:style w:type="paragraph" w:styleId="Otsikko3">
+  <w:style w:type="paragraph" w:styleId="Heading3">
     <w:name w:val="heading 3"/>
-    <w:basedOn w:val="Normaali"/>
-    <w:next w:val="Normaali"/>
-    <w:link w:val="Otsikko3Char"/>
+    <w:basedOn w:val="Normal"/>
+    <w:next w:val="Normal"/>
+    <w:link w:val="Heading3Char"/>
     <w:uiPriority w:val="9"/>
     <w:semiHidden/>
     <w:unhideWhenUsed/>
@@ -879,11 +840,11 @@
       <w:szCs w:val="28"/>
     </w:rPr>
   </w:style>
-  <w:style w:type="paragraph" w:styleId="Otsikko4">
+  <w:style w:type="paragraph" w:styleId="Heading4">
     <w:name w:val="heading 4"/>
-    <w:basedOn w:val="Normaali"/>
-    <w:next w:val="Normaali"/>
-    <w:link w:val="Otsikko4Char"/>
+    <w:basedOn w:val="Normal"/>
+    <w:next w:val="Normal"/>
+    <w:link w:val="Heading4Char"/>
     <w:uiPriority w:val="9"/>
     <w:semiHidden/>
     <w:unhideWhenUsed/>
@@ -902,11 +863,11 @@
       <w:color w:val="0F4761" w:themeColor="accent1" w:themeShade="BF"/>
     </w:rPr>
   </w:style>
-  <w:style w:type="paragraph" w:styleId="Otsikko5">
+  <w:style w:type="paragraph" w:styleId="Heading5">
     <w:name w:val="heading 5"/>
-    <w:basedOn w:val="Normaali"/>
-    <w:next w:val="Normaali"/>
-    <w:link w:val="Otsikko5Char"/>
+    <w:basedOn w:val="Normal"/>
+    <w:next w:val="Normal"/>
+    <w:link w:val="Heading5Char"/>
     <w:uiPriority w:val="9"/>
     <w:semiHidden/>
     <w:unhideWhenUsed/>
@@ -923,11 +884,11 @@
       <w:color w:val="0F4761" w:themeColor="accent1" w:themeShade="BF"/>
     </w:rPr>
   </w:style>
-  <w:style w:type="paragraph" w:styleId="Otsikko6">
+  <w:style w:type="paragraph" w:styleId="Heading6">
     <w:name w:val="heading 6"/>
-    <w:basedOn w:val="Normaali"/>
-    <w:next w:val="Normaali"/>
-    <w:link w:val="Otsikko6Char"/>
+    <w:basedOn w:val="Normal"/>
+    <w:next w:val="Normal"/>
+    <w:link w:val="Heading6Char"/>
     <w:uiPriority w:val="9"/>
     <w:semiHidden/>
     <w:unhideWhenUsed/>
@@ -946,11 +907,11 @@
       <w:color w:val="595959" w:themeColor="text1" w:themeTint="A6"/>
     </w:rPr>
   </w:style>
-  <w:style w:type="paragraph" w:styleId="Otsikko7">
+  <w:style w:type="paragraph" w:styleId="Heading7">
     <w:name w:val="heading 7"/>
-    <w:basedOn w:val="Normaali"/>
-    <w:next w:val="Normaali"/>
-    <w:link w:val="Otsikko7Char"/>
+    <w:basedOn w:val="Normal"/>
+    <w:next w:val="Normal"/>
+    <w:link w:val="Heading7Char"/>
     <w:uiPriority w:val="9"/>
     <w:semiHidden/>
     <w:unhideWhenUsed/>
@@ -967,11 +928,11 @@
       <w:color w:val="595959" w:themeColor="text1" w:themeTint="A6"/>
     </w:rPr>
   </w:style>
-  <w:style w:type="paragraph" w:styleId="Otsikko8">
+  <w:style w:type="paragraph" w:styleId="Heading8">
     <w:name w:val="heading 8"/>
-    <w:basedOn w:val="Normaali"/>
-    <w:next w:val="Normaali"/>
-    <w:link w:val="Otsikko8Char"/>
+    <w:basedOn w:val="Normal"/>
+    <w:next w:val="Normal"/>
+    <w:link w:val="Heading8Char"/>
     <w:uiPriority w:val="9"/>
     <w:semiHidden/>
     <w:unhideWhenUsed/>
@@ -990,11 +951,11 @@
       <w:color w:val="272727" w:themeColor="text1" w:themeTint="D8"/>
     </w:rPr>
   </w:style>
-  <w:style w:type="paragraph" w:styleId="Otsikko9">
+  <w:style w:type="paragraph" w:styleId="Heading9">
     <w:name w:val="heading 9"/>
-    <w:basedOn w:val="Normaali"/>
-    <w:next w:val="Normaali"/>
-    <w:link w:val="Otsikko9Char"/>
+    <w:basedOn w:val="Normal"/>
+    <w:next w:val="Normal"/>
+    <w:link w:val="Heading9Char"/>
     <w:uiPriority w:val="9"/>
     <w:semiHidden/>
     <w:unhideWhenUsed/>
@@ -1011,13 +972,12 @@
       <w:color w:val="272727" w:themeColor="text1" w:themeTint="D8"/>
     </w:rPr>
   </w:style>
-  <w:style w:type="character" w:default="1" w:styleId="Kappaleenoletusfontti">
+  <w:style w:type="character" w:default="1" w:styleId="DefaultParagraphFont">
     <w:name w:val="Default Paragraph Font"/>
     <w:uiPriority w:val="1"/>
-    <w:semiHidden/>
     <w:unhideWhenUsed/>
   </w:style>
-  <w:style w:type="table" w:default="1" w:styleId="Normaalitaulukko">
+  <w:style w:type="table" w:default="1" w:styleId="TableNormal">
     <w:name w:val="Normal Table"/>
     <w:uiPriority w:val="99"/>
     <w:semiHidden/>
@@ -1032,16 +992,16 @@
       </w:tblCellMar>
     </w:tblPr>
   </w:style>
-  <w:style w:type="numbering" w:default="1" w:styleId="Eiluetteloa">
+  <w:style w:type="numbering" w:default="1" w:styleId="NoList">
     <w:name w:val="No List"/>
     <w:uiPriority w:val="99"/>
     <w:semiHidden/>
     <w:unhideWhenUsed/>
   </w:style>
-  <w:style w:type="character" w:customStyle="1" w:styleId="Otsikko1Char">
-    <w:name w:val="Otsikko 1 Char"/>
-    <w:basedOn w:val="Kappaleenoletusfontti"/>
-    <w:link w:val="Otsikko1"/>
+  <w:style w:type="character" w:customStyle="1" w:styleId="Heading1Char">
+    <w:name w:val="Heading 1 Char"/>
+    <w:basedOn w:val="DefaultParagraphFont"/>
+    <w:link w:val="Heading1"/>
     <w:uiPriority w:val="9"/>
     <w:rsid w:val="009A3355"/>
     <w:rPr>
@@ -1051,10 +1011,10 @@
       <w:szCs w:val="40"/>
     </w:rPr>
   </w:style>
-  <w:style w:type="character" w:customStyle="1" w:styleId="Otsikko2Char">
-    <w:name w:val="Otsikko 2 Char"/>
-    <w:basedOn w:val="Kappaleenoletusfontti"/>
-    <w:link w:val="Otsikko2"/>
+  <w:style w:type="character" w:customStyle="1" w:styleId="Heading2Char">
+    <w:name w:val="Heading 2 Char"/>
+    <w:basedOn w:val="DefaultParagraphFont"/>
+    <w:link w:val="Heading2"/>
     <w:uiPriority w:val="9"/>
     <w:semiHidden/>
     <w:rsid w:val="009A3355"/>
@@ -1065,10 +1025,10 @@
       <w:szCs w:val="32"/>
     </w:rPr>
   </w:style>
-  <w:style w:type="character" w:customStyle="1" w:styleId="Otsikko3Char">
-    <w:name w:val="Otsikko 3 Char"/>
-    <w:basedOn w:val="Kappaleenoletusfontti"/>
-    <w:link w:val="Otsikko3"/>
+  <w:style w:type="character" w:customStyle="1" w:styleId="Heading3Char">
+    <w:name w:val="Heading 3 Char"/>
+    <w:basedOn w:val="DefaultParagraphFont"/>
+    <w:link w:val="Heading3"/>
     <w:uiPriority w:val="9"/>
     <w:semiHidden/>
     <w:rsid w:val="009A3355"/>
@@ -1079,10 +1039,10 @@
       <w:szCs w:val="28"/>
     </w:rPr>
   </w:style>
-  <w:style w:type="character" w:customStyle="1" w:styleId="Otsikko4Char">
-    <w:name w:val="Otsikko 4 Char"/>
-    <w:basedOn w:val="Kappaleenoletusfontti"/>
-    <w:link w:val="Otsikko4"/>
+  <w:style w:type="character" w:customStyle="1" w:styleId="Heading4Char">
+    <w:name w:val="Heading 4 Char"/>
+    <w:basedOn w:val="DefaultParagraphFont"/>
+    <w:link w:val="Heading4"/>
     <w:uiPriority w:val="9"/>
     <w:semiHidden/>
     <w:rsid w:val="009A3355"/>
@@ -1093,10 +1053,10 @@
       <w:color w:val="0F4761" w:themeColor="accent1" w:themeShade="BF"/>
     </w:rPr>
   </w:style>
-  <w:style w:type="character" w:customStyle="1" w:styleId="Otsikko5Char">
-    <w:name w:val="Otsikko 5 Char"/>
-    <w:basedOn w:val="Kappaleenoletusfontti"/>
-    <w:link w:val="Otsikko5"/>
+  <w:style w:type="character" w:customStyle="1" w:styleId="Heading5Char">
+    <w:name w:val="Heading 5 Char"/>
+    <w:basedOn w:val="DefaultParagraphFont"/>
+    <w:link w:val="Heading5"/>
     <w:uiPriority w:val="9"/>
     <w:semiHidden/>
     <w:rsid w:val="009A3355"/>
@@ -1105,10 +1065,10 @@
       <w:color w:val="0F4761" w:themeColor="accent1" w:themeShade="BF"/>
     </w:rPr>
   </w:style>
-  <w:style w:type="character" w:customStyle="1" w:styleId="Otsikko6Char">
-    <w:name w:val="Otsikko 6 Char"/>
-    <w:basedOn w:val="Kappaleenoletusfontti"/>
-    <w:link w:val="Otsikko6"/>
+  <w:style w:type="character" w:customStyle="1" w:styleId="Heading6Char">
+    <w:name w:val="Heading 6 Char"/>
+    <w:basedOn w:val="DefaultParagraphFont"/>
+    <w:link w:val="Heading6"/>
     <w:uiPriority w:val="9"/>
     <w:semiHidden/>
     <w:rsid w:val="009A3355"/>
@@ -1119,10 +1079,10 @@
       <w:color w:val="595959" w:themeColor="text1" w:themeTint="A6"/>
     </w:rPr>
   </w:style>
-  <w:style w:type="character" w:customStyle="1" w:styleId="Otsikko7Char">
-    <w:name w:val="Otsikko 7 Char"/>
-    <w:basedOn w:val="Kappaleenoletusfontti"/>
-    <w:link w:val="Otsikko7"/>
+  <w:style w:type="character" w:customStyle="1" w:styleId="Heading7Char">
+    <w:name w:val="Heading 7 Char"/>
+    <w:basedOn w:val="DefaultParagraphFont"/>
+    <w:link w:val="Heading7"/>
     <w:uiPriority w:val="9"/>
     <w:semiHidden/>
     <w:rsid w:val="009A3355"/>
@@ -1131,10 +1091,10 @@
       <w:color w:val="595959" w:themeColor="text1" w:themeTint="A6"/>
     </w:rPr>
   </w:style>
-  <w:style w:type="character" w:customStyle="1" w:styleId="Otsikko8Char">
-    <w:name w:val="Otsikko 8 Char"/>
-    <w:basedOn w:val="Kappaleenoletusfontti"/>
-    <w:link w:val="Otsikko8"/>
+  <w:style w:type="character" w:customStyle="1" w:styleId="Heading8Char">
+    <w:name w:val="Heading 8 Char"/>
+    <w:basedOn w:val="DefaultParagraphFont"/>
+    <w:link w:val="Heading8"/>
     <w:uiPriority w:val="9"/>
     <w:semiHidden/>
     <w:rsid w:val="009A3355"/>
@@ -1145,10 +1105,10 @@
       <w:color w:val="272727" w:themeColor="text1" w:themeTint="D8"/>
     </w:rPr>
   </w:style>
-  <w:style w:type="character" w:customStyle="1" w:styleId="Otsikko9Char">
-    <w:name w:val="Otsikko 9 Char"/>
-    <w:basedOn w:val="Kappaleenoletusfontti"/>
-    <w:link w:val="Otsikko9"/>
+  <w:style w:type="character" w:customStyle="1" w:styleId="Heading9Char">
+    <w:name w:val="Heading 9 Char"/>
+    <w:basedOn w:val="DefaultParagraphFont"/>
+    <w:link w:val="Heading9"/>
     <w:uiPriority w:val="9"/>
     <w:semiHidden/>
     <w:rsid w:val="009A3355"/>
@@ -1157,11 +1117,11 @@
       <w:color w:val="272727" w:themeColor="text1" w:themeTint="D8"/>
     </w:rPr>
   </w:style>
-  <w:style w:type="paragraph" w:styleId="Otsikko">
+  <w:style w:type="paragraph" w:styleId="Title">
     <w:name w:val="Title"/>
-    <w:basedOn w:val="Normaali"/>
-    <w:next w:val="Normaali"/>
-    <w:link w:val="OtsikkoChar"/>
+    <w:basedOn w:val="Normal"/>
+    <w:next w:val="Normal"/>
+    <w:link w:val="TitleChar"/>
     <w:uiPriority w:val="10"/>
     <w:qFormat/>
     <w:rsid w:val="009A3355"/>
@@ -1177,10 +1137,10 @@
       <w:szCs w:val="56"/>
     </w:rPr>
   </w:style>
-  <w:style w:type="character" w:customStyle="1" w:styleId="OtsikkoChar">
-    <w:name w:val="Otsikko Char"/>
-    <w:basedOn w:val="Kappaleenoletusfontti"/>
-    <w:link w:val="Otsikko"/>
+  <w:style w:type="character" w:customStyle="1" w:styleId="TitleChar">
+    <w:name w:val="Title Char"/>
+    <w:basedOn w:val="DefaultParagraphFont"/>
+    <w:link w:val="Title"/>
     <w:uiPriority w:val="10"/>
     <w:rsid w:val="009A3355"/>
     <w:rPr>
@@ -1191,11 +1151,11 @@
       <w:szCs w:val="56"/>
     </w:rPr>
   </w:style>
-  <w:style w:type="paragraph" w:styleId="Alaotsikko">
+  <w:style w:type="paragraph" w:styleId="Subtitle">
     <w:name w:val="Subtitle"/>
-    <w:basedOn w:val="Normaali"/>
-    <w:next w:val="Normaali"/>
-    <w:link w:val="AlaotsikkoChar"/>
+    <w:basedOn w:val="Normal"/>
+    <w:next w:val="Normal"/>
+    <w:link w:val="SubtitleChar"/>
     <w:uiPriority w:val="11"/>
     <w:qFormat/>
     <w:rsid w:val="009A3355"/>
@@ -1212,10 +1172,10 @@
       <w:szCs w:val="28"/>
     </w:rPr>
   </w:style>
-  <w:style w:type="character" w:customStyle="1" w:styleId="AlaotsikkoChar">
-    <w:name w:val="Alaotsikko Char"/>
-    <w:basedOn w:val="Kappaleenoletusfontti"/>
-    <w:link w:val="Alaotsikko"/>
+  <w:style w:type="character" w:customStyle="1" w:styleId="SubtitleChar">
+    <w:name w:val="Subtitle Char"/>
+    <w:basedOn w:val="DefaultParagraphFont"/>
+    <w:link w:val="Subtitle"/>
     <w:uiPriority w:val="11"/>
     <w:rsid w:val="009A3355"/>
     <w:rPr>
@@ -1226,11 +1186,11 @@
       <w:szCs w:val="28"/>
     </w:rPr>
   </w:style>
-  <w:style w:type="paragraph" w:styleId="Lainaus">
+  <w:style w:type="paragraph" w:styleId="Quote">
     <w:name w:val="Quote"/>
-    <w:basedOn w:val="Normaali"/>
-    <w:next w:val="Normaali"/>
-    <w:link w:val="LainausChar"/>
+    <w:basedOn w:val="Normal"/>
+    <w:next w:val="Normal"/>
+    <w:link w:val="QuoteChar"/>
     <w:uiPriority w:val="29"/>
     <w:qFormat/>
     <w:rsid w:val="009A3355"/>
@@ -1244,10 +1204,10 @@
       <w:color w:val="404040" w:themeColor="text1" w:themeTint="BF"/>
     </w:rPr>
   </w:style>
-  <w:style w:type="character" w:customStyle="1" w:styleId="LainausChar">
-    <w:name w:val="Lainaus Char"/>
-    <w:basedOn w:val="Kappaleenoletusfontti"/>
-    <w:link w:val="Lainaus"/>
+  <w:style w:type="character" w:customStyle="1" w:styleId="QuoteChar">
+    <w:name w:val="Quote Char"/>
+    <w:basedOn w:val="DefaultParagraphFont"/>
+    <w:link w:val="Quote"/>
     <w:uiPriority w:val="29"/>
     <w:rsid w:val="009A3355"/>
     <w:rPr>
@@ -1256,9 +1216,9 @@
       <w:color w:val="404040" w:themeColor="text1" w:themeTint="BF"/>
     </w:rPr>
   </w:style>
-  <w:style w:type="paragraph" w:styleId="Luettelokappale">
+  <w:style w:type="paragraph" w:styleId="ListParagraph">
     <w:name w:val="List Paragraph"/>
-    <w:basedOn w:val="Normaali"/>
+    <w:basedOn w:val="Normal"/>
     <w:uiPriority w:val="34"/>
     <w:qFormat/>
     <w:rsid w:val="009A3355"/>
@@ -1267,9 +1227,9 @@
       <w:contextualSpacing/>
     </w:pPr>
   </w:style>
-  <w:style w:type="character" w:styleId="Voimakaskorostus">
+  <w:style w:type="character" w:styleId="IntenseEmphasis">
     <w:name w:val="Intense Emphasis"/>
-    <w:basedOn w:val="Kappaleenoletusfontti"/>
+    <w:basedOn w:val="DefaultParagraphFont"/>
     <w:uiPriority w:val="21"/>
     <w:qFormat/>
     <w:rsid w:val="009A3355"/>
@@ -1279,11 +1239,11 @@
       <w:color w:val="0F4761" w:themeColor="accent1" w:themeShade="BF"/>
     </w:rPr>
   </w:style>
-  <w:style w:type="paragraph" w:styleId="Erottuvalainaus">
+  <w:style w:type="paragraph" w:styleId="IntenseQuote">
     <w:name w:val="Intense Quote"/>
-    <w:basedOn w:val="Normaali"/>
-    <w:next w:val="Normaali"/>
-    <w:link w:val="ErottuvalainausChar"/>
+    <w:basedOn w:val="Normal"/>
+    <w:next w:val="Normal"/>
+    <w:link w:val="IntenseQuoteChar"/>
     <w:uiPriority w:val="30"/>
     <w:qFormat/>
     <w:rsid w:val="009A3355"/>
@@ -1302,10 +1262,10 @@
       <w:color w:val="0F4761" w:themeColor="accent1" w:themeShade="BF"/>
     </w:rPr>
   </w:style>
-  <w:style w:type="character" w:customStyle="1" w:styleId="ErottuvalainausChar">
-    <w:name w:val="Erottuva lainaus Char"/>
-    <w:basedOn w:val="Kappaleenoletusfontti"/>
-    <w:link w:val="Erottuvalainaus"/>
+  <w:style w:type="character" w:customStyle="1" w:styleId="IntenseQuoteChar">
+    <w:name w:val="Intense Quote Char"/>
+    <w:basedOn w:val="DefaultParagraphFont"/>
+    <w:link w:val="IntenseQuote"/>
     <w:uiPriority w:val="30"/>
     <w:rsid w:val="009A3355"/>
     <w:rPr>
@@ -1314,9 +1274,9 @@
       <w:color w:val="0F4761" w:themeColor="accent1" w:themeShade="BF"/>
     </w:rPr>
   </w:style>
-  <w:style w:type="character" w:styleId="Erottuvaviittaus">
+  <w:style w:type="character" w:styleId="IntenseReference">
     <w:name w:val="Intense Reference"/>
-    <w:basedOn w:val="Kappaleenoletusfontti"/>
+    <w:basedOn w:val="DefaultParagraphFont"/>
     <w:uiPriority w:val="32"/>
     <w:qFormat/>
     <w:rsid w:val="009A3355"/>
@@ -1328,9 +1288,9 @@
       <w:spacing w:val="5"/>
     </w:rPr>
   </w:style>
-  <w:style w:type="character" w:styleId="Hyperlinkki">
+  <w:style w:type="character" w:styleId="Hyperlink">
     <w:name w:val="Hyperlink"/>
-    <w:basedOn w:val="Kappaleenoletusfontti"/>
+    <w:basedOn w:val="DefaultParagraphFont"/>
     <w:uiPriority w:val="99"/>
     <w:unhideWhenUsed/>
     <w:rsid w:val="009A3355"/>
@@ -1339,9 +1299,9 @@
       <w:u w:val="single"/>
     </w:rPr>
   </w:style>
-  <w:style w:type="character" w:styleId="Ratkaisematonmaininta">
+  <w:style w:type="character" w:styleId="UnresolvedMention">
     <w:name w:val="Unresolved Mention"/>
-    <w:basedOn w:val="Kappaleenoletusfontti"/>
+    <w:basedOn w:val="DefaultParagraphFont"/>
     <w:uiPriority w:val="99"/>
     <w:semiHidden/>
     <w:unhideWhenUsed/>
@@ -1351,9 +1311,9 @@
       <w:shd w:val="clear" w:color="auto" w:fill="E1DFDD"/>
     </w:rPr>
   </w:style>
-  <w:style w:type="paragraph" w:styleId="NormaaliWWW">
+  <w:style w:type="paragraph" w:styleId="NormalWeb">
     <w:name w:val="Normal (Web)"/>
-    <w:basedOn w:val="Normaali"/>
+    <w:basedOn w:val="Normal"/>
     <w:uiPriority w:val="99"/>
     <w:semiHidden/>
     <w:unhideWhenUsed/>
